--- a/ДП Марин Виктор ИСП-21.docx
+++ b/ДП Марин Виктор ИСП-21.docx
@@ -236,7 +236,7 @@
           <w:b/>
           <w:szCs w:val="28"/>
         </w:rPr>
-        <w:t>ДИПЛОМНАЯ РАБОТА (ДИПЛОМНЫЙ ПРОЕКТ)</w:t>
+        <w:t>ДИПЛОМНЫЙ ПРОЕКТ</w:t>
       </w:r>
     </w:p>
     <w:p>
@@ -6311,7 +6311,19 @@
           <w:szCs w:val="28"/>
         </w:rPr>
         <w:lastRenderedPageBreak/>
-        <w:t xml:space="preserve">включая персональные данные клиентов. Это требует принятия соответствующих мер защиты. Одним из основных аспектов безопасности является разграничение прав доступа: пользователи системы должны иметь доступ только к той информации, которая необходима им для выполнения служебных обязанностей. Такой подход снижает риск несанкционированного доступа и утечки данных. Важную роль играют механизмы аутентификации и авторизации, позволяющие подтвердить личность пользователя и определить его права. При этом пароли пользователей не хранятся в базе данных в открытом виде — в разработанной системе применено хэширование с использованием библиотеки </w:t>
+        <w:t xml:space="preserve">включая персональные данные клиентов. Это требует принятия соответствующих мер защиты. Одним из основных аспектов безопасности является разграничение прав доступа: пользователи системы должны иметь доступ только к той информации, которая необходима им для выполнения служебных обязанностей. Такой подход снижает риск несанкционированного доступа и утечки данных. Важную роль играют механизмы аутентификации и авторизации, позволяющие подтвердить личность пользователя и определить его права. При этом пароли пользователей не хранятся в базе данных в открытом виде </w:t>
+      </w:r>
+      <w:r>
+        <w:rPr>
+          <w:szCs w:val="28"/>
+        </w:rPr>
+        <w:t>-</w:t>
+      </w:r>
+      <w:r>
+        <w:rPr>
+          <w:szCs w:val="28"/>
+        </w:rPr>
+        <w:t xml:space="preserve"> в разработанной системе применено хэширование с использованием библиотеки </w:t>
       </w:r>
       <w:proofErr w:type="spellStart"/>
       <w:r>
@@ -11325,7 +11337,7 @@
         </w:rPr>
         <w:lastRenderedPageBreak/>
         <w:drawing>
-          <wp:inline distT="0" distB="0" distL="0" distR="0" wp14:anchorId="4EBD3A59" wp14:editId="2773A503">
+          <wp:inline distT="0" distB="0" distL="0" distR="0" wp14:anchorId="4EBD3A59" wp14:editId="2739C83B">
             <wp:extent cx="5940425" cy="2920288"/>
             <wp:effectExtent l="0" t="0" r="3175" b="0"/>
             <wp:docPr id="15" name="Рисунок 15"/>
@@ -11411,7 +11423,7 @@
           <w:lang w:val="en-US"/>
         </w:rPr>
         <w:drawing>
-          <wp:inline distT="0" distB="0" distL="0" distR="0" wp14:anchorId="246E9466" wp14:editId="0258E5C7">
+          <wp:inline distT="0" distB="0" distL="0" distR="0" wp14:anchorId="246E9466" wp14:editId="4F2A5CDF">
             <wp:extent cx="5940425" cy="2920288"/>
             <wp:effectExtent l="0" t="0" r="3175" b="0"/>
             <wp:docPr id="16" name="Рисунок 16"/>
@@ -11768,7 +11780,19 @@
         <w:rPr>
           <w:szCs w:val="28"/>
         </w:rPr>
-        <w:t>. Для исправления этого поведения кнопке «Новая заявка» на странице orders.html был назначен собственный обработчик, который перед показом окна загружает данные о клиентах, устройствах и мастерах (если они ещё не загружены), динамически формирует HTML-код формы и вставляет его в тело модального окна. Одновременно сохранена поддержка перехода с главной страницы — при наличии параметра </w:t>
+        <w:t xml:space="preserve">. Для исправления этого поведения кнопке «Новая заявка» на странице orders.html был назначен собственный обработчик, который перед показом окна загружает данные о клиентах, устройствах и мастерах (если они ещё не загружены), динамически формирует HTML-код формы и вставляет его в тело модального окна. Одновременно сохранена поддержка перехода с главной страницы </w:t>
+      </w:r>
+      <w:r>
+        <w:rPr>
+          <w:szCs w:val="28"/>
+        </w:rPr>
+        <w:t>-</w:t>
+      </w:r>
+      <w:r>
+        <w:rPr>
+          <w:szCs w:val="28"/>
+        </w:rPr>
+        <w:t xml:space="preserve"> при наличии параметра </w:t>
       </w:r>
       <w:proofErr w:type="spellStart"/>
       <w:r>
@@ -11832,7 +11856,7 @@
           <w:noProof/>
         </w:rPr>
         <w:drawing>
-          <wp:inline distT="0" distB="0" distL="0" distR="0" wp14:anchorId="4795DE63" wp14:editId="672B473D">
+          <wp:inline distT="0" distB="0" distL="0" distR="0" wp14:anchorId="4795DE63" wp14:editId="705D87A9">
             <wp:extent cx="5940425" cy="2926451"/>
             <wp:effectExtent l="0" t="0" r="3175" b="7620"/>
             <wp:docPr id="19" name="Рисунок 19"/>
@@ -12158,7 +12182,7 @@
         </w:rPr>
         <w:lastRenderedPageBreak/>
         <w:drawing>
-          <wp:inline distT="0" distB="0" distL="0" distR="0" wp14:anchorId="0AA05EB4" wp14:editId="6AD0CBE7">
+          <wp:inline distT="0" distB="0" distL="0" distR="0" wp14:anchorId="0AA05EB4" wp14:editId="4BCF7237">
             <wp:extent cx="5657850" cy="3072765"/>
             <wp:effectExtent l="0" t="0" r="0" b="0"/>
             <wp:docPr id="18" name="Рисунок 18"/>
@@ -13871,21 +13895,49 @@
           <w:szCs w:val="28"/>
           <w:lang w:eastAsia="en-US"/>
         </w:rPr>
-        <w:t>», предназначенная для автоматизации учёта клиентов, техники, заявок и работы мастеров сервисного центра. Основная цель работы — создание удобного и функционального веб-приложения, обеспечивающего централизованное хранение и обработку данных, — полностью достигнута.</w:t>
-      </w:r>
-    </w:p>
-    <w:p>
-      <w:pPr>
+        <w:t xml:space="preserve">», предназначенная для автоматизации учёта клиентов, техники, заявок и работы мастеров сервисного центра. Основная цель работы </w:t>
+      </w:r>
+      <w:r>
         <w:rPr>
           <w:szCs w:val="28"/>
           <w:lang w:eastAsia="en-US"/>
         </w:rPr>
-      </w:pPr>
+        <w:t>-</w:t>
+      </w:r>
       <w:r>
         <w:rPr>
           <w:szCs w:val="28"/>
           <w:lang w:eastAsia="en-US"/>
         </w:rPr>
+        <w:t xml:space="preserve"> создание удобного и функционального веб-приложения, обеспечивающего централизованное хранение и обработку данных, </w:t>
+      </w:r>
+      <w:r>
+        <w:rPr>
+          <w:szCs w:val="28"/>
+          <w:lang w:eastAsia="en-US"/>
+        </w:rPr>
+        <w:t>-</w:t>
+      </w:r>
+      <w:r>
+        <w:rPr>
+          <w:szCs w:val="28"/>
+          <w:lang w:eastAsia="en-US"/>
+        </w:rPr>
+        <w:t xml:space="preserve"> полностью достигнута.</w:t>
+      </w:r>
+    </w:p>
+    <w:p>
+      <w:pPr>
+        <w:rPr>
+          <w:szCs w:val="28"/>
+          <w:lang w:eastAsia="en-US"/>
+        </w:rPr>
+      </w:pPr>
+      <w:r>
+        <w:rPr>
+          <w:szCs w:val="28"/>
+          <w:lang w:eastAsia="en-US"/>
+        </w:rPr>
         <w:t xml:space="preserve">Система построена на базе клиент-серверной архитектуры. Серверная часть реализована на языке Python с использованием фреймворка </w:t>
       </w:r>
       <w:proofErr w:type="spellStart"/>
@@ -13965,7 +14017,21 @@
           <w:szCs w:val="28"/>
           <w:lang w:eastAsia="en-US"/>
         </w:rPr>
-        <w:t>В процессе работы были решены все поставленные задачи: проведён анализ предметной области, построена модель бизнес-процессов ремонта, спроектирована структура базы данных, реализованы серверные и клиентские модули. Система обеспечивает полный цикл работы с заявками — от регистрации до выдачи устройства, поддерживает управление клиентами, техникой и мастерами, предоставляет инструменты поиска, фильтрации и визуализации аналитической информации. Реализована регистрация и аутентификация пользователей с разграничением прав доступа по ролям (администратор, менеджер, мастер), что гарантирует защиту данных и соответствует требованиям безопасности.</w:t>
+        <w:t xml:space="preserve">В процессе работы были решены все поставленные задачи: проведён анализ предметной области, построена модель бизнес-процессов ремонта, спроектирована структура базы данных, реализованы серверные и клиентские модули. Система обеспечивает полный цикл работы с заявками </w:t>
+      </w:r>
+      <w:r>
+        <w:rPr>
+          <w:szCs w:val="28"/>
+          <w:lang w:eastAsia="en-US"/>
+        </w:rPr>
+        <w:t>-</w:t>
+      </w:r>
+      <w:r>
+        <w:rPr>
+          <w:szCs w:val="28"/>
+          <w:lang w:eastAsia="en-US"/>
+        </w:rPr>
+        <w:t xml:space="preserve"> от регистрации до выдачи устройства, поддерживает управление клиентами, техникой и мастерами, предоставляет инструменты поиска, фильтрации и визуализации аналитической информации. Реализована регистрация и аутентификация пользователей с разграничением прав доступа по ролям (администратор, менеджер, мастер), что гарантирует защиту данных и соответствует требованиям безопасности.</w:t>
       </w:r>
     </w:p>
     <w:p>
@@ -14019,14 +14085,28 @@
           <w:szCs w:val="28"/>
           <w:lang w:eastAsia="en-US"/>
         </w:rPr>
-        <w:t>актуальными заказами (статус устройства вычисляется по последнему заказу), исправлено открытие модального окна создания новой заявки на странице заказов (теперь форма загружается динамически при любом способе вызова), скорректирован подсчёт статистики на главной странице — индикатор «Новых заявок» отображает общее количество заявок, созданных за сегодня, независимо от их статуса, а также внедрён набор автоматических тестов (</w:t>
-      </w:r>
-      <w:proofErr w:type="spellStart"/>
+        <w:t xml:space="preserve">актуальными заказами (статус устройства вычисляется по последнему заказу), исправлено открытие модального окна создания новой заявки на странице заказов (теперь форма загружается динамически при любом способе вызова), скорректирован подсчёт статистики на главной странице </w:t>
+      </w:r>
       <w:r>
         <w:rPr>
           <w:szCs w:val="28"/>
           <w:lang w:eastAsia="en-US"/>
         </w:rPr>
+        <w:t>-</w:t>
+      </w:r>
+      <w:r>
+        <w:rPr>
+          <w:szCs w:val="28"/>
+          <w:lang w:eastAsia="en-US"/>
+        </w:rPr>
+        <w:t xml:space="preserve"> индикатор «Новых заявок» отображает общее количество заявок, созданных за сегодня, независимо от их статуса, а также внедрён набор автоматических тестов (</w:t>
+      </w:r>
+      <w:proofErr w:type="spellStart"/>
+      <w:r>
+        <w:rPr>
+          <w:szCs w:val="28"/>
+          <w:lang w:eastAsia="en-US"/>
+        </w:rPr>
         <w:t>pytest</w:t>
       </w:r>
       <w:proofErr w:type="spellEnd"/>
@@ -14082,14 +14162,28 @@
           <w:szCs w:val="28"/>
           <w:lang w:eastAsia="en-US"/>
         </w:rPr>
-        <w:t xml:space="preserve"> на промышленную СУБД — </w:t>
-      </w:r>
-      <w:proofErr w:type="spellStart"/>
+        <w:t xml:space="preserve"> на промышленную СУБД </w:t>
+      </w:r>
       <w:r>
         <w:rPr>
           <w:szCs w:val="28"/>
           <w:lang w:eastAsia="en-US"/>
         </w:rPr>
+        <w:t>-</w:t>
+      </w:r>
+      <w:r>
+        <w:rPr>
+          <w:szCs w:val="28"/>
+          <w:lang w:eastAsia="en-US"/>
+        </w:rPr>
+        <w:t xml:space="preserve"> </w:t>
+      </w:r>
+      <w:proofErr w:type="spellStart"/>
+      <w:r>
+        <w:rPr>
+          <w:szCs w:val="28"/>
+          <w:lang w:eastAsia="en-US"/>
+        </w:rPr>
         <w:t>PostgreSQL</w:t>
       </w:r>
       <w:proofErr w:type="spellEnd"/>
@@ -14129,30 +14223,37 @@
           <w:szCs w:val="28"/>
           <w:lang w:eastAsia="en-US"/>
         </w:rPr>
-        <w:t xml:space="preserve">Вторым важным направлением является расширение функциональности аналитического модуля: формирование детализированных отчётов по загрузке мастеров, срокам выполнения заказов, расходу запчастей и финансовым </w:t>
-      </w:r>
-      <w:r>
+        <w:t>Вторым важным направлением является расширение функциональности аналитического модуля: формирование детализированных отчётов по загрузке мастеров, срокам выполнения заказов, расходу запчастей и финансовым показателям за произвольный период, а также экспорт этих отчётов в форматы PDF и Excel.</w:t>
+      </w:r>
+    </w:p>
+    <w:p>
+      <w:pPr>
         <w:rPr>
           <w:szCs w:val="28"/>
           <w:lang w:eastAsia="en-US"/>
         </w:rPr>
+      </w:pPr>
+      <w:r>
+        <w:rPr>
+          <w:szCs w:val="28"/>
+          <w:lang w:eastAsia="en-US"/>
+        </w:rPr>
         <w:lastRenderedPageBreak/>
-        <w:t>показателям за произвольный период, а также экспорт этих отчётов в форматы PDF и Excel.</w:t>
-      </w:r>
-    </w:p>
-    <w:p>
-      <w:pPr>
+        <w:t xml:space="preserve">Третье направление </w:t>
+      </w:r>
+      <w:r>
         <w:rPr>
           <w:szCs w:val="28"/>
           <w:lang w:eastAsia="en-US"/>
         </w:rPr>
-      </w:pPr>
+        <w:t>-</w:t>
+      </w:r>
       <w:r>
         <w:rPr>
           <w:szCs w:val="28"/>
           <w:lang w:eastAsia="en-US"/>
         </w:rPr>
-        <w:t xml:space="preserve">Третье направление — внедрение системы уведомлений. Автоматическая отправка </w:t>
+        <w:t xml:space="preserve"> внедрение системы уведомлений. Автоматическая отправка </w:t>
       </w:r>
       <w:proofErr w:type="spellStart"/>
       <w:r>
@@ -14198,7 +14299,21 @@
           <w:szCs w:val="28"/>
           <w:lang w:eastAsia="en-US"/>
         </w:rPr>
-        <w:t>Пятое направление — разработка мобильного приложения для мастеров, что даст им возможность оперативно просматривать назначенные заявки и менять их статус непосредственно на рабочем месте, без доступа к стационарному компьютеру.</w:t>
+        <w:t xml:space="preserve">Пятое направление </w:t>
+      </w:r>
+      <w:r>
+        <w:rPr>
+          <w:szCs w:val="28"/>
+          <w:lang w:eastAsia="en-US"/>
+        </w:rPr>
+        <w:t>-</w:t>
+      </w:r>
+      <w:r>
+        <w:rPr>
+          <w:szCs w:val="28"/>
+          <w:lang w:eastAsia="en-US"/>
+        </w:rPr>
+        <w:t xml:space="preserve"> разработка мобильного приложения для мастеров, что даст им возможность оперативно просматривать назначенные заявки и менять их статус непосредственно на рабочем месте, без доступа к стационарному компьютеру.</w:t>
       </w:r>
     </w:p>
     <w:p>
@@ -14268,418 +14383,380 @@
     </w:p>
     <w:p>
       <w:pPr>
+        <w:pStyle w:val="a7"/>
         <w:numPr>
           <w:ilvl w:val="0"/>
-          <w:numId w:val="2"/>
+          <w:numId w:val="16"/>
         </w:numPr>
-        <w:ind w:left="0" w:firstLine="720"/>
-        <w:rPr>
-          <w:lang w:eastAsia="en-US"/>
-        </w:rPr>
-      </w:pPr>
-      <w:r>
-        <w:rPr>
-          <w:lang w:eastAsia="en-US"/>
-        </w:rPr>
-        <w:t xml:space="preserve">Конституция Российской </w:t>
-      </w:r>
-      <w:proofErr w:type="gramStart"/>
-      <w:r>
-        <w:rPr>
-          <w:lang w:eastAsia="en-US"/>
-        </w:rPr>
-        <w:t>Федерации :</w:t>
-      </w:r>
-      <w:proofErr w:type="gramEnd"/>
-      <w:r>
-        <w:rPr>
-          <w:lang w:eastAsia="en-US"/>
-        </w:rPr>
-        <w:t xml:space="preserve"> принята всенародным голосованием 12.12.1993 (с учетом поправок). – Ст. 23, 24, 44.</w:t>
-      </w:r>
-    </w:p>
-    <w:p>
-      <w:pPr>
+        <w:spacing w:after="0" w:line="360" w:lineRule="auto"/>
+        <w:ind w:left="0" w:firstLine="709"/>
+        <w:rPr>
+          <w:rFonts w:ascii="Times New Roman" w:hAnsi="Times New Roman" w:cs="Times New Roman"/>
+          <w:sz w:val="28"/>
+          <w:szCs w:val="28"/>
+        </w:rPr>
+      </w:pPr>
+      <w:r>
+        <w:rPr>
+          <w:rFonts w:ascii="Times New Roman" w:hAnsi="Times New Roman" w:cs="Times New Roman"/>
+          <w:sz w:val="28"/>
+          <w:szCs w:val="28"/>
+        </w:rPr>
+        <w:t>Конституция Российской Федерации: принята всенародным голосованием 12.12.1993 (с учетом поправок). – Ст. 23, 24, 44.</w:t>
+      </w:r>
+    </w:p>
+    <w:p>
+      <w:pPr>
+        <w:pStyle w:val="a7"/>
         <w:numPr>
           <w:ilvl w:val="0"/>
-          <w:numId w:val="2"/>
+          <w:numId w:val="16"/>
         </w:numPr>
-        <w:ind w:left="0" w:firstLine="720"/>
-        <w:rPr>
-          <w:lang w:eastAsia="en-US"/>
-        </w:rPr>
-      </w:pPr>
-      <w:r>
-        <w:rPr>
-          <w:lang w:eastAsia="en-US"/>
-        </w:rPr>
-        <w:t xml:space="preserve">О техническом </w:t>
-      </w:r>
-      <w:proofErr w:type="gramStart"/>
-      <w:r>
-        <w:rPr>
-          <w:lang w:eastAsia="en-US"/>
-        </w:rPr>
-        <w:t>регулировании :</w:t>
-      </w:r>
-      <w:proofErr w:type="gramEnd"/>
-      <w:r>
-        <w:rPr>
-          <w:lang w:eastAsia="en-US"/>
-        </w:rPr>
-        <w:t xml:space="preserve"> Федеральный закон от 27.12.2002 № 184-ФЗ // Собрание законодательства РФ. – 2002. – № 52 (ч. 1). – Ст. 5140.</w:t>
-      </w:r>
-    </w:p>
-    <w:p>
-      <w:pPr>
+        <w:spacing w:after="0" w:line="360" w:lineRule="auto"/>
+        <w:ind w:left="0" w:firstLine="709"/>
+        <w:rPr>
+          <w:rFonts w:ascii="Times New Roman" w:hAnsi="Times New Roman" w:cs="Times New Roman"/>
+          <w:sz w:val="28"/>
+          <w:szCs w:val="28"/>
+        </w:rPr>
+      </w:pPr>
+      <w:r>
+        <w:rPr>
+          <w:rFonts w:ascii="Times New Roman" w:hAnsi="Times New Roman" w:cs="Times New Roman"/>
+          <w:sz w:val="28"/>
+          <w:szCs w:val="28"/>
+        </w:rPr>
+        <w:t>О техническом регулировании: Федеральный закон от 27.12.2002 № 184-ФЗ // Собрание законодательства РФ. – 2002. – № 52 (ч. 1). – Ст. 5140.</w:t>
+      </w:r>
+    </w:p>
+    <w:p>
+      <w:pPr>
+        <w:pStyle w:val="a7"/>
         <w:numPr>
           <w:ilvl w:val="0"/>
-          <w:numId w:val="2"/>
+          <w:numId w:val="16"/>
         </w:numPr>
-        <w:ind w:left="0" w:firstLine="720"/>
-        <w:rPr>
-          <w:lang w:eastAsia="en-US"/>
-        </w:rPr>
-      </w:pPr>
-      <w:r>
-        <w:rPr>
-          <w:lang w:eastAsia="en-US"/>
-        </w:rPr>
-        <w:t xml:space="preserve">Об информации, информационных технологиях и о защите </w:t>
-      </w:r>
-      <w:proofErr w:type="gramStart"/>
-      <w:r>
-        <w:rPr>
-          <w:lang w:eastAsia="en-US"/>
-        </w:rPr>
-        <w:t>информации :</w:t>
-      </w:r>
-      <w:proofErr w:type="gramEnd"/>
-      <w:r>
-        <w:rPr>
-          <w:lang w:eastAsia="en-US"/>
-        </w:rPr>
-        <w:t xml:space="preserve"> Федеральный закон от 27.07.2006 № 149-ФЗ // Собрание законодательства РФ. – 2006. – № 31 (ч. 1). – Ст. 3448.</w:t>
-      </w:r>
-    </w:p>
-    <w:p>
-      <w:pPr>
+        <w:spacing w:after="0" w:line="360" w:lineRule="auto"/>
+        <w:ind w:left="0" w:firstLine="709"/>
+        <w:rPr>
+          <w:rFonts w:ascii="Times New Roman" w:hAnsi="Times New Roman" w:cs="Times New Roman"/>
+          <w:sz w:val="28"/>
+          <w:szCs w:val="28"/>
+        </w:rPr>
+      </w:pPr>
+      <w:r>
+        <w:rPr>
+          <w:rFonts w:ascii="Times New Roman" w:hAnsi="Times New Roman" w:cs="Times New Roman"/>
+          <w:sz w:val="28"/>
+          <w:szCs w:val="28"/>
+        </w:rPr>
+        <w:t>Об информации, информационных технологиях и о защите информации: Федеральный закон от 27.07.2006 № 149-ФЗ // Собрание законодательства РФ. – 2006. – № 31 (ч. 1). – Ст. 3448.</w:t>
+      </w:r>
+    </w:p>
+    <w:p>
+      <w:pPr>
+        <w:pStyle w:val="a7"/>
         <w:numPr>
           <w:ilvl w:val="0"/>
-          <w:numId w:val="2"/>
+          <w:numId w:val="16"/>
         </w:numPr>
-        <w:ind w:left="0" w:firstLine="720"/>
-        <w:rPr>
-          <w:lang w:eastAsia="en-US"/>
-        </w:rPr>
-      </w:pPr>
-      <w:r>
-        <w:rPr>
-          <w:lang w:eastAsia="en-US"/>
-        </w:rPr>
-        <w:t xml:space="preserve">О персональных </w:t>
-      </w:r>
-      <w:proofErr w:type="gramStart"/>
-      <w:r>
-        <w:rPr>
-          <w:lang w:eastAsia="en-US"/>
-        </w:rPr>
-        <w:t>данных :</w:t>
-      </w:r>
-      <w:proofErr w:type="gramEnd"/>
-      <w:r>
-        <w:rPr>
-          <w:lang w:eastAsia="en-US"/>
-        </w:rPr>
-        <w:t xml:space="preserve"> Федеральный закон от 27.07.2006 № 152-ФЗ // Собрание законодательства РФ. – 2006. – № 31 (ч. 1). – Ст. 3451.</w:t>
-      </w:r>
-    </w:p>
-    <w:p>
-      <w:pPr>
+        <w:spacing w:after="0" w:line="360" w:lineRule="auto"/>
+        <w:ind w:left="0" w:firstLine="709"/>
+        <w:rPr>
+          <w:rFonts w:ascii="Times New Roman" w:hAnsi="Times New Roman" w:cs="Times New Roman"/>
+          <w:sz w:val="28"/>
+          <w:szCs w:val="28"/>
+        </w:rPr>
+      </w:pPr>
+      <w:r>
+        <w:rPr>
+          <w:rFonts w:ascii="Times New Roman" w:hAnsi="Times New Roman" w:cs="Times New Roman"/>
+          <w:sz w:val="28"/>
+          <w:szCs w:val="28"/>
+        </w:rPr>
+        <w:t>О персональных данных: Федеральный закон от 27.07.2006 № 152-ФЗ // Собрание законодательства РФ. – 2006. – № 31 (ч. 1). – Ст. 3451.</w:t>
+      </w:r>
+    </w:p>
+    <w:p>
+      <w:pPr>
+        <w:pStyle w:val="a7"/>
         <w:numPr>
           <w:ilvl w:val="0"/>
-          <w:numId w:val="3"/>
+          <w:numId w:val="16"/>
         </w:numPr>
-        <w:ind w:left="0" w:firstLine="720"/>
-        <w:rPr>
-          <w:lang w:eastAsia="en-US"/>
-        </w:rPr>
-      </w:pPr>
-      <w:r>
-        <w:rPr>
-          <w:lang w:eastAsia="en-US"/>
+        <w:spacing w:after="0" w:line="360" w:lineRule="auto"/>
+        <w:ind w:left="0" w:firstLine="709"/>
+        <w:rPr>
+          <w:rFonts w:ascii="Times New Roman" w:hAnsi="Times New Roman" w:cs="Times New Roman"/>
+          <w:sz w:val="28"/>
+          <w:szCs w:val="28"/>
+        </w:rPr>
+      </w:pPr>
+      <w:r>
+        <w:rPr>
+          <w:rFonts w:ascii="Times New Roman" w:hAnsi="Times New Roman" w:cs="Times New Roman"/>
+          <w:sz w:val="28"/>
+          <w:szCs w:val="28"/>
         </w:rPr>
         <w:t xml:space="preserve">ГОСТ 19.701-90 (ИСО 5807-85). Единая система программной документации. Схемы алгоритмов, программ, данных и систем. Условные обозначения и правила выполнения. – </w:t>
       </w:r>
       <w:proofErr w:type="spellStart"/>
       <w:r>
         <w:rPr>
-          <w:lang w:eastAsia="en-US"/>
+          <w:rFonts w:ascii="Times New Roman" w:hAnsi="Times New Roman" w:cs="Times New Roman"/>
+          <w:sz w:val="28"/>
+          <w:szCs w:val="28"/>
         </w:rPr>
         <w:t>Введ</w:t>
       </w:r>
       <w:proofErr w:type="spellEnd"/>
       <w:r>
         <w:rPr>
-          <w:lang w:eastAsia="en-US"/>
-        </w:rPr>
-        <w:t xml:space="preserve">. 1991-01-01. – </w:t>
-      </w:r>
-      <w:proofErr w:type="gramStart"/>
-      <w:r>
-        <w:rPr>
-          <w:lang w:eastAsia="en-US"/>
-        </w:rPr>
-        <w:t>М. :</w:t>
-      </w:r>
-      <w:proofErr w:type="gramEnd"/>
-      <w:r>
-        <w:rPr>
-          <w:lang w:eastAsia="en-US"/>
-        </w:rPr>
-        <w:t xml:space="preserve"> Издательство стандартов, 1991. – 48 с.</w:t>
-      </w:r>
-    </w:p>
-    <w:p>
-      <w:pPr>
+          <w:rFonts w:ascii="Times New Roman" w:hAnsi="Times New Roman" w:cs="Times New Roman"/>
+          <w:sz w:val="28"/>
+          <w:szCs w:val="28"/>
+        </w:rPr>
+        <w:t>. 1991-01-01. – М.: Издательство стандартов, 1991. – 48 с.</w:t>
+      </w:r>
+    </w:p>
+    <w:p>
+      <w:pPr>
+        <w:pStyle w:val="a7"/>
         <w:numPr>
           <w:ilvl w:val="0"/>
-          <w:numId w:val="3"/>
+          <w:numId w:val="16"/>
         </w:numPr>
-        <w:ind w:left="0" w:firstLine="720"/>
-        <w:rPr>
-          <w:lang w:eastAsia="en-US"/>
-        </w:rPr>
-      </w:pPr>
-      <w:r>
-        <w:rPr>
-          <w:lang w:eastAsia="en-US"/>
+        <w:spacing w:after="0" w:line="360" w:lineRule="auto"/>
+        <w:ind w:left="0" w:firstLine="709"/>
+        <w:rPr>
+          <w:rFonts w:ascii="Times New Roman" w:hAnsi="Times New Roman" w:cs="Times New Roman"/>
+          <w:sz w:val="28"/>
+          <w:szCs w:val="28"/>
+        </w:rPr>
+      </w:pPr>
+      <w:r>
+        <w:rPr>
+          <w:rFonts w:ascii="Times New Roman" w:hAnsi="Times New Roman" w:cs="Times New Roman"/>
+          <w:sz w:val="28"/>
+          <w:szCs w:val="28"/>
         </w:rPr>
         <w:t xml:space="preserve">ГОСТ 34.601-90. Информационная технология. Комплекс стандартов на автоматизированные системы. Автоматизированные системы. Стадии создания. – </w:t>
       </w:r>
       <w:proofErr w:type="spellStart"/>
       <w:r>
         <w:rPr>
-          <w:lang w:eastAsia="en-US"/>
+          <w:rFonts w:ascii="Times New Roman" w:hAnsi="Times New Roman" w:cs="Times New Roman"/>
+          <w:sz w:val="28"/>
+          <w:szCs w:val="28"/>
         </w:rPr>
         <w:t>Введ</w:t>
       </w:r>
       <w:proofErr w:type="spellEnd"/>
       <w:r>
         <w:rPr>
-          <w:lang w:eastAsia="en-US"/>
-        </w:rPr>
-        <w:t xml:space="preserve">. 1992-01-01. – </w:t>
-      </w:r>
-      <w:proofErr w:type="gramStart"/>
-      <w:r>
-        <w:rPr>
-          <w:lang w:eastAsia="en-US"/>
-        </w:rPr>
-        <w:t>М. :</w:t>
-      </w:r>
-      <w:proofErr w:type="gramEnd"/>
-      <w:r>
-        <w:rPr>
-          <w:lang w:eastAsia="en-US"/>
-        </w:rPr>
-        <w:t xml:space="preserve"> </w:t>
-      </w:r>
-      <w:proofErr w:type="spellStart"/>
-      <w:r>
-        <w:rPr>
-          <w:lang w:eastAsia="en-US"/>
+          <w:rFonts w:ascii="Times New Roman" w:hAnsi="Times New Roman" w:cs="Times New Roman"/>
+          <w:sz w:val="28"/>
+          <w:szCs w:val="28"/>
+        </w:rPr>
+        <w:t xml:space="preserve">. 1992-01-01. – М.: </w:t>
+      </w:r>
+      <w:proofErr w:type="spellStart"/>
+      <w:r>
+        <w:rPr>
+          <w:rFonts w:ascii="Times New Roman" w:hAnsi="Times New Roman" w:cs="Times New Roman"/>
+          <w:sz w:val="28"/>
+          <w:szCs w:val="28"/>
         </w:rPr>
         <w:t>Стандартинформ</w:t>
       </w:r>
       <w:proofErr w:type="spellEnd"/>
       <w:r>
         <w:rPr>
-          <w:lang w:eastAsia="en-US"/>
+          <w:rFonts w:ascii="Times New Roman" w:hAnsi="Times New Roman" w:cs="Times New Roman"/>
+          <w:sz w:val="28"/>
+          <w:szCs w:val="28"/>
         </w:rPr>
         <w:t>, 1990. – 15 с.</w:t>
       </w:r>
     </w:p>
     <w:p>
       <w:pPr>
+        <w:pStyle w:val="a7"/>
         <w:numPr>
           <w:ilvl w:val="0"/>
-          <w:numId w:val="3"/>
+          <w:numId w:val="16"/>
         </w:numPr>
-        <w:ind w:left="0" w:firstLine="720"/>
-        <w:rPr>
-          <w:lang w:eastAsia="en-US"/>
-        </w:rPr>
-      </w:pPr>
-      <w:r>
-        <w:rPr>
-          <w:lang w:eastAsia="en-US"/>
-        </w:rPr>
-        <w:t xml:space="preserve">ГОСТ Р 50.1.028-2001. Информационные технологии поддержки жизненного цикла продукции. Методология функционального моделирования. – </w:t>
-      </w:r>
-      <w:proofErr w:type="spellStart"/>
-      <w:r>
-        <w:rPr>
-          <w:lang w:eastAsia="en-US"/>
+        <w:spacing w:after="0" w:line="360" w:lineRule="auto"/>
+        <w:ind w:left="0" w:firstLine="709"/>
+        <w:rPr>
+          <w:rFonts w:ascii="Times New Roman" w:hAnsi="Times New Roman" w:cs="Times New Roman"/>
+          <w:sz w:val="28"/>
+          <w:szCs w:val="28"/>
+        </w:rPr>
+      </w:pPr>
+      <w:r>
+        <w:rPr>
+          <w:rFonts w:ascii="Times New Roman" w:hAnsi="Times New Roman" w:cs="Times New Roman"/>
+          <w:sz w:val="28"/>
+          <w:szCs w:val="28"/>
+        </w:rPr>
+        <w:t xml:space="preserve">ГОСТ Р 2.105-2019. Единая система конструкторской документации. Общие требования к текстовым документам. – </w:t>
+      </w:r>
+      <w:proofErr w:type="spellStart"/>
+      <w:r>
+        <w:rPr>
+          <w:rFonts w:ascii="Times New Roman" w:hAnsi="Times New Roman" w:cs="Times New Roman"/>
+          <w:sz w:val="28"/>
+          <w:szCs w:val="28"/>
         </w:rPr>
         <w:t>Введ</w:t>
       </w:r>
       <w:proofErr w:type="spellEnd"/>
       <w:r>
         <w:rPr>
-          <w:lang w:eastAsia="en-US"/>
-        </w:rPr>
-        <w:t xml:space="preserve">. 2002-07-01. – </w:t>
-      </w:r>
-      <w:proofErr w:type="gramStart"/>
-      <w:r>
-        <w:rPr>
-          <w:lang w:eastAsia="en-US"/>
-        </w:rPr>
-        <w:t>М. :</w:t>
-      </w:r>
-      <w:proofErr w:type="gramEnd"/>
-      <w:r>
-        <w:rPr>
-          <w:lang w:eastAsia="en-US"/>
-        </w:rPr>
-        <w:t xml:space="preserve"> Госстандарт России, 2001. – 24 с.</w:t>
-      </w:r>
-    </w:p>
-    <w:p>
-      <w:pPr>
+          <w:rFonts w:ascii="Times New Roman" w:hAnsi="Times New Roman" w:cs="Times New Roman"/>
+          <w:sz w:val="28"/>
+          <w:szCs w:val="28"/>
+        </w:rPr>
+        <w:t xml:space="preserve">. 2020-09-01. – М.: </w:t>
+      </w:r>
+      <w:proofErr w:type="spellStart"/>
+      <w:r>
+        <w:rPr>
+          <w:rFonts w:ascii="Times New Roman" w:hAnsi="Times New Roman" w:cs="Times New Roman"/>
+          <w:sz w:val="28"/>
+          <w:szCs w:val="28"/>
+        </w:rPr>
+        <w:t>Стандартинформ</w:t>
+      </w:r>
+      <w:proofErr w:type="spellEnd"/>
+      <w:r>
+        <w:rPr>
+          <w:rFonts w:ascii="Times New Roman" w:hAnsi="Times New Roman" w:cs="Times New Roman"/>
+          <w:sz w:val="28"/>
+          <w:szCs w:val="28"/>
+        </w:rPr>
+        <w:t>, 2020. – 20 с.</w:t>
+      </w:r>
+    </w:p>
+    <w:p>
+      <w:pPr>
+        <w:pStyle w:val="a7"/>
         <w:numPr>
           <w:ilvl w:val="0"/>
-          <w:numId w:val="3"/>
+          <w:numId w:val="16"/>
         </w:numPr>
-        <w:ind w:left="0" w:firstLine="720"/>
-        <w:rPr>
-          <w:lang w:eastAsia="en-US"/>
-        </w:rPr>
-      </w:pPr>
-      <w:r>
-        <w:rPr>
-          <w:lang w:eastAsia="en-US"/>
-        </w:rPr>
-        <w:t xml:space="preserve">ГОСТ Р 56939-2016. Информационные технологии. Программное обеспечение. Общие требования к процессам жизненного цикла программных средств. – </w:t>
-      </w:r>
-      <w:proofErr w:type="spellStart"/>
-      <w:r>
-        <w:rPr>
-          <w:lang w:eastAsia="en-US"/>
+        <w:spacing w:after="0" w:line="360" w:lineRule="auto"/>
+        <w:ind w:left="0" w:firstLine="709"/>
+        <w:rPr>
+          <w:rFonts w:ascii="Times New Roman" w:hAnsi="Times New Roman" w:cs="Times New Roman"/>
+          <w:sz w:val="28"/>
+          <w:szCs w:val="28"/>
+        </w:rPr>
+      </w:pPr>
+      <w:r>
+        <w:rPr>
+          <w:rFonts w:ascii="Times New Roman" w:hAnsi="Times New Roman" w:cs="Times New Roman"/>
+          <w:sz w:val="28"/>
+          <w:szCs w:val="28"/>
+        </w:rPr>
+        <w:t xml:space="preserve">ГОСТ Р 50.1.028-2001. Информационные технологии поддержки жизненного цикла продукции. Методология функционального моделирования. – </w:t>
+      </w:r>
+      <w:proofErr w:type="spellStart"/>
+      <w:r>
+        <w:rPr>
+          <w:rFonts w:ascii="Times New Roman" w:hAnsi="Times New Roman" w:cs="Times New Roman"/>
+          <w:sz w:val="28"/>
+          <w:szCs w:val="28"/>
         </w:rPr>
         <w:t>Введ</w:t>
       </w:r>
       <w:proofErr w:type="spellEnd"/>
       <w:r>
         <w:rPr>
-          <w:lang w:eastAsia="en-US"/>
-        </w:rPr>
-        <w:t xml:space="preserve">. 2017-07-01. – </w:t>
-      </w:r>
-      <w:proofErr w:type="gramStart"/>
-      <w:r>
-        <w:rPr>
-          <w:lang w:eastAsia="en-US"/>
-        </w:rPr>
-        <w:t>М. :</w:t>
-      </w:r>
-      <w:proofErr w:type="gramEnd"/>
-      <w:r>
-        <w:rPr>
-          <w:lang w:eastAsia="en-US"/>
-        </w:rPr>
-        <w:t xml:space="preserve"> </w:t>
-      </w:r>
-      <w:proofErr w:type="spellStart"/>
-      <w:r>
-        <w:rPr>
-          <w:lang w:eastAsia="en-US"/>
-        </w:rPr>
-        <w:t>Стандартинформ</w:t>
-      </w:r>
-      <w:proofErr w:type="spellEnd"/>
-      <w:r>
-        <w:rPr>
-          <w:lang w:eastAsia="en-US"/>
-        </w:rPr>
-        <w:t>, 2017. – 27 с.</w:t>
-      </w:r>
-    </w:p>
-    <w:p>
-      <w:pPr>
+          <w:rFonts w:ascii="Times New Roman" w:hAnsi="Times New Roman" w:cs="Times New Roman"/>
+          <w:sz w:val="28"/>
+          <w:szCs w:val="28"/>
+        </w:rPr>
+        <w:t>. 2002-07-01. – М.: Госстандарт России, 2001. – 24 с.</w:t>
+      </w:r>
+    </w:p>
+    <w:p>
+      <w:pPr>
+        <w:pStyle w:val="a7"/>
         <w:numPr>
           <w:ilvl w:val="0"/>
-          <w:numId w:val="3"/>
+          <w:numId w:val="16"/>
         </w:numPr>
-        <w:ind w:left="0" w:firstLine="720"/>
-        <w:rPr>
-          <w:lang w:eastAsia="en-US"/>
-        </w:rPr>
-      </w:pPr>
-      <w:r>
-        <w:rPr>
-          <w:lang w:eastAsia="en-US"/>
-        </w:rPr>
-        <w:t xml:space="preserve">ГОСТ Р 2.105-2019. Единая система конструкторской документации. Общие требования к текстовым документам. – </w:t>
-      </w:r>
-      <w:proofErr w:type="spellStart"/>
-      <w:r>
-        <w:rPr>
-          <w:lang w:eastAsia="en-US"/>
+        <w:spacing w:after="0" w:line="360" w:lineRule="auto"/>
+        <w:ind w:left="0" w:firstLine="709"/>
+        <w:rPr>
+          <w:rFonts w:ascii="Times New Roman" w:hAnsi="Times New Roman" w:cs="Times New Roman"/>
+          <w:sz w:val="28"/>
+          <w:szCs w:val="28"/>
+        </w:rPr>
+      </w:pPr>
+      <w:r>
+        <w:rPr>
+          <w:rFonts w:ascii="Times New Roman" w:hAnsi="Times New Roman" w:cs="Times New Roman"/>
+          <w:sz w:val="28"/>
+          <w:szCs w:val="28"/>
+        </w:rPr>
+        <w:t xml:space="preserve">ГОСТ Р 56939-2016. Информационные технологии. Программное обеспечение. Общие требования к процессам жизненного цикла программных средств. – </w:t>
+      </w:r>
+      <w:proofErr w:type="spellStart"/>
+      <w:r>
+        <w:rPr>
+          <w:rFonts w:ascii="Times New Roman" w:hAnsi="Times New Roman" w:cs="Times New Roman"/>
+          <w:sz w:val="28"/>
+          <w:szCs w:val="28"/>
         </w:rPr>
         <w:t>Введ</w:t>
       </w:r>
       <w:proofErr w:type="spellEnd"/>
       <w:r>
         <w:rPr>
-          <w:lang w:eastAsia="en-US"/>
-        </w:rPr>
-        <w:t xml:space="preserve">. 2020-09-01. – </w:t>
-      </w:r>
-      <w:proofErr w:type="gramStart"/>
-      <w:r>
-        <w:rPr>
-          <w:lang w:eastAsia="en-US"/>
-        </w:rPr>
-        <w:t>М. :</w:t>
-      </w:r>
-      <w:proofErr w:type="gramEnd"/>
-      <w:r>
-        <w:rPr>
-          <w:lang w:eastAsia="en-US"/>
-        </w:rPr>
-        <w:t xml:space="preserve"> </w:t>
-      </w:r>
-      <w:proofErr w:type="spellStart"/>
-      <w:r>
-        <w:rPr>
-          <w:lang w:eastAsia="en-US"/>
+          <w:rFonts w:ascii="Times New Roman" w:hAnsi="Times New Roman" w:cs="Times New Roman"/>
+          <w:sz w:val="28"/>
+          <w:szCs w:val="28"/>
+        </w:rPr>
+        <w:t xml:space="preserve">. 2017-07-01. – М.: </w:t>
+      </w:r>
+      <w:proofErr w:type="spellStart"/>
+      <w:r>
+        <w:rPr>
+          <w:rFonts w:ascii="Times New Roman" w:hAnsi="Times New Roman" w:cs="Times New Roman"/>
+          <w:sz w:val="28"/>
+          <w:szCs w:val="28"/>
         </w:rPr>
         <w:t>Стандартинформ</w:t>
       </w:r>
       <w:proofErr w:type="spellEnd"/>
       <w:r>
         <w:rPr>
-          <w:lang w:eastAsia="en-US"/>
-        </w:rPr>
-        <w:t>, 2020. – 20 с.</w:t>
+          <w:rFonts w:ascii="Times New Roman" w:hAnsi="Times New Roman" w:cs="Times New Roman"/>
+          <w:sz w:val="28"/>
+          <w:szCs w:val="28"/>
+        </w:rPr>
+        <w:t>, 2017. – 27 с.</w:t>
       </w:r>
     </w:p>
     <w:p>
       <w:pPr>
         <w:numPr>
           <w:ilvl w:val="0"/>
-          <w:numId w:val="4"/>
+          <w:numId w:val="16"/>
         </w:numPr>
-        <w:ind w:left="0" w:firstLine="720"/>
-        <w:rPr>
+        <w:ind w:left="0" w:firstLine="709"/>
+        <w:rPr>
+          <w:szCs w:val="28"/>
           <w:lang w:eastAsia="en-US"/>
         </w:rPr>
       </w:pPr>
       <w:proofErr w:type="spellStart"/>
       <w:r>
         <w:rPr>
+          <w:szCs w:val="28"/>
           <w:lang w:eastAsia="en-US"/>
         </w:rPr>
         <w:lastRenderedPageBreak/>
@@ -14688,48 +14765,23 @@
       <w:proofErr w:type="spellEnd"/>
       <w:r>
         <w:rPr>
+          <w:szCs w:val="28"/>
           <w:lang w:eastAsia="en-US"/>
         </w:rPr>
-        <w:t xml:space="preserve"> М. С., Поляков В. П. Информационные </w:t>
-      </w:r>
-      <w:proofErr w:type="gramStart"/>
-      <w:r>
-        <w:rPr>
+        <w:t xml:space="preserve"> М. С., Поляков В. П. Информационные системы: учебное пособие для среднего профессионального образования. – Москва: Издательство </w:t>
+      </w:r>
+      <w:proofErr w:type="spellStart"/>
+      <w:r>
+        <w:rPr>
+          <w:szCs w:val="28"/>
           <w:lang w:eastAsia="en-US"/>
         </w:rPr>
-        <w:t>системы :</w:t>
-      </w:r>
-      <w:proofErr w:type="gramEnd"/>
-      <w:r>
-        <w:rPr>
-          <w:lang w:eastAsia="en-US"/>
-        </w:rPr>
-        <w:t xml:space="preserve"> учебное пособие для среднего профессионального образования. – </w:t>
-      </w:r>
-      <w:proofErr w:type="gramStart"/>
-      <w:r>
-        <w:rPr>
-          <w:lang w:eastAsia="en-US"/>
-        </w:rPr>
-        <w:t>Москва :</w:t>
-      </w:r>
-      <w:proofErr w:type="gramEnd"/>
-      <w:r>
-        <w:rPr>
-          <w:lang w:eastAsia="en-US"/>
-        </w:rPr>
-        <w:t xml:space="preserve"> Издательство </w:t>
-      </w:r>
-      <w:proofErr w:type="spellStart"/>
-      <w:r>
-        <w:rPr>
-          <w:lang w:eastAsia="en-US"/>
-        </w:rPr>
         <w:t>Юрайт</w:t>
       </w:r>
       <w:proofErr w:type="spellEnd"/>
       <w:r>
         <w:rPr>
+          <w:szCs w:val="28"/>
           <w:lang w:eastAsia="en-US"/>
         </w:rPr>
         <w:t>, 2023. – 215 с.</w:t>
@@ -14739,476 +14791,78 @@
       <w:pPr>
         <w:numPr>
           <w:ilvl w:val="0"/>
-          <w:numId w:val="4"/>
+          <w:numId w:val="16"/>
         </w:numPr>
-        <w:ind w:left="0" w:firstLine="720"/>
-        <w:rPr>
+        <w:ind w:left="0" w:firstLine="709"/>
+        <w:rPr>
+          <w:szCs w:val="28"/>
           <w:lang w:eastAsia="en-US"/>
         </w:rPr>
       </w:pPr>
       <w:r>
         <w:rPr>
+          <w:szCs w:val="28"/>
           <w:lang w:eastAsia="en-US"/>
         </w:rPr>
-        <w:t>Лутц М. Программирование на Python. Том I. – 4-е изд. – СПб</w:t>
-      </w:r>
-      <w:proofErr w:type="gramStart"/>
-      <w:r>
-        <w:rPr>
-          <w:lang w:eastAsia="en-US"/>
-        </w:rPr>
-        <w:t>. :</w:t>
-      </w:r>
-      <w:proofErr w:type="gramEnd"/>
-      <w:r>
-        <w:rPr>
-          <w:lang w:eastAsia="en-US"/>
-        </w:rPr>
-        <w:t xml:space="preserve"> Символ-Плюс, 2011. – 992 с.</w:t>
+        <w:t>Лутц М. Программирование на Python. Том I. – 4-е изд. – СПб.: Символ-Плюс, 2011. – 992 с.</w:t>
       </w:r>
     </w:p>
     <w:p>
       <w:pPr>
         <w:numPr>
           <w:ilvl w:val="0"/>
-          <w:numId w:val="5"/>
+          <w:numId w:val="16"/>
         </w:numPr>
-        <w:ind w:left="0" w:firstLine="720"/>
-        <w:rPr>
+        <w:ind w:left="0" w:firstLine="709"/>
+        <w:rPr>
+          <w:szCs w:val="28"/>
           <w:lang w:eastAsia="en-US"/>
         </w:rPr>
       </w:pPr>
-      <w:proofErr w:type="spellStart"/>
-      <w:r>
-        <w:rPr>
+      <w:r>
+        <w:rPr>
+          <w:szCs w:val="28"/>
           <w:lang w:eastAsia="en-US"/>
         </w:rPr>
-        <w:t>Bootstrap</w:t>
-      </w:r>
-      <w:proofErr w:type="spellEnd"/>
-      <w:r>
-        <w:rPr>
+        <w:t xml:space="preserve">Яковенко А. </w:t>
+      </w:r>
+      <w:proofErr w:type="spellStart"/>
+      <w:r>
+        <w:rPr>
+          <w:szCs w:val="28"/>
           <w:lang w:eastAsia="en-US"/>
         </w:rPr>
-        <w:t xml:space="preserve"> Team. Введение в </w:t>
-      </w:r>
-      <w:proofErr w:type="spellStart"/>
-      <w:r>
-        <w:rPr>
+        <w:t>Pydantic</w:t>
+      </w:r>
+      <w:proofErr w:type="spellEnd"/>
+      <w:r>
+        <w:rPr>
+          <w:szCs w:val="28"/>
           <w:lang w:eastAsia="en-US"/>
         </w:rPr>
-        <w:t>Bootstrap</w:t>
-      </w:r>
-      <w:proofErr w:type="spellEnd"/>
-      <w:r>
-        <w:rPr>
+        <w:t xml:space="preserve"> 2: Полное руководство для Python-разработчиков – от основ до продвинутых техник [Электронный ресурс] // </w:t>
+      </w:r>
+      <w:proofErr w:type="spellStart"/>
+      <w:r>
+        <w:rPr>
+          <w:szCs w:val="28"/>
           <w:lang w:eastAsia="en-US"/>
         </w:rPr>
-        <w:t xml:space="preserve"> 5 [Электронный ресурс] // </w:t>
+        <w:t>Habr</w:t>
+      </w:r>
+      <w:proofErr w:type="spellEnd"/>
+      <w:r>
+        <w:rPr>
+          <w:szCs w:val="28"/>
+          <w:lang w:eastAsia="en-US"/>
+        </w:rPr>
+        <w:t>. – 18.10.2024. – URL: </w:t>
       </w:r>
       <w:hyperlink r:id="rId26" w:tgtFrame="_blank" w:history="1">
         <w:r>
           <w:rPr>
             <w:rStyle w:val="af0"/>
-            <w:lang w:eastAsia="en-US"/>
-          </w:rPr>
-          <w:t>Bootstrap-4.ru</w:t>
-        </w:r>
-      </w:hyperlink>
-      <w:r>
-        <w:rPr>
-          <w:lang w:eastAsia="en-US"/>
-        </w:rPr>
-        <w:t> : документация на русском языке. – 2021. – URL: </w:t>
-      </w:r>
-      <w:hyperlink r:id="rId27" w:tgtFrame="_blank" w:history="1">
-        <w:r>
-          <w:rPr>
-            <w:rStyle w:val="af0"/>
-            <w:lang w:eastAsia="en-US"/>
-          </w:rPr>
-          <w:t>https://bootstrap-4.ru/docs/5.0/getting-started/introduction/</w:t>
-        </w:r>
-      </w:hyperlink>
-      <w:r>
-        <w:rPr>
-          <w:lang w:eastAsia="en-US"/>
-        </w:rPr>
-        <w:t> (дата обращения: 14.04.2026).</w:t>
-      </w:r>
-    </w:p>
-    <w:p>
-      <w:pPr>
-        <w:numPr>
-          <w:ilvl w:val="0"/>
-          <w:numId w:val="5"/>
-        </w:numPr>
-        <w:ind w:left="0" w:firstLine="720"/>
-        <w:rPr>
-          <w:lang w:eastAsia="en-US"/>
-        </w:rPr>
-      </w:pPr>
-      <w:r>
-        <w:rPr>
-          <w:lang w:eastAsia="en-US"/>
-        </w:rPr>
-        <w:t xml:space="preserve">OTUS. HTTP и REST API: история, принципы и примеры [Электронный ресурс] // </w:t>
-      </w:r>
-      <w:proofErr w:type="spellStart"/>
-      <w:r>
-        <w:rPr>
-          <w:lang w:eastAsia="en-US"/>
-        </w:rPr>
-        <w:t>Habr</w:t>
-      </w:r>
-      <w:proofErr w:type="spellEnd"/>
-      <w:r>
-        <w:rPr>
-          <w:lang w:eastAsia="en-US"/>
-        </w:rPr>
-        <w:t>. – 2025. – URL: </w:t>
-      </w:r>
-      <w:hyperlink r:id="rId28" w:tgtFrame="_blank" w:history="1">
-        <w:r>
-          <w:rPr>
-            <w:rStyle w:val="af0"/>
-            <w:lang w:eastAsia="en-US"/>
-          </w:rPr>
-          <w:t>https://habr.com/ru/companies/otus/articles/1008370/</w:t>
-        </w:r>
-      </w:hyperlink>
-      <w:r>
-        <w:rPr>
-          <w:lang w:eastAsia="en-US"/>
-        </w:rPr>
-        <w:t> (дата обращения: 14.04.2026).</w:t>
-      </w:r>
-    </w:p>
-    <w:p>
-      <w:pPr>
-        <w:numPr>
-          <w:ilvl w:val="0"/>
-          <w:numId w:val="5"/>
-        </w:numPr>
-        <w:ind w:left="0" w:firstLine="720"/>
-        <w:rPr>
-          <w:lang w:eastAsia="en-US"/>
-        </w:rPr>
-      </w:pPr>
-      <w:proofErr w:type="spellStart"/>
-      <w:r>
-        <w:rPr>
-          <w:lang w:eastAsia="en-US"/>
-        </w:rPr>
-        <w:t>TAdviser</w:t>
-      </w:r>
-      <w:proofErr w:type="spellEnd"/>
-      <w:r>
-        <w:rPr>
-          <w:lang w:eastAsia="en-US"/>
-        </w:rPr>
-        <w:t xml:space="preserve">. Российский рынок ИТ: аналитика, рейтинги, новости [Электронный ресурс] // </w:t>
-      </w:r>
-      <w:proofErr w:type="spellStart"/>
-      <w:r>
-        <w:rPr>
-          <w:lang w:eastAsia="en-US"/>
-        </w:rPr>
-        <w:t>TAdviser</w:t>
-      </w:r>
-      <w:proofErr w:type="spellEnd"/>
-      <w:r>
-        <w:rPr>
-          <w:lang w:eastAsia="en-US"/>
-        </w:rPr>
-        <w:t>. – URL: </w:t>
-      </w:r>
-      <w:hyperlink r:id="rId29" w:tgtFrame="_blank" w:history="1">
-        <w:r>
-          <w:rPr>
-            <w:rStyle w:val="af0"/>
-            <w:lang w:eastAsia="en-US"/>
-          </w:rPr>
-          <w:t>https://www.tadviser.ru/</w:t>
-        </w:r>
-      </w:hyperlink>
-      <w:r>
-        <w:rPr>
-          <w:lang w:eastAsia="en-US"/>
-        </w:rPr>
-        <w:t> (дата обращения: 14.04.2026).</w:t>
-      </w:r>
-    </w:p>
-    <w:p>
-      <w:pPr>
-        <w:numPr>
-          <w:ilvl w:val="0"/>
-          <w:numId w:val="5"/>
-        </w:numPr>
-        <w:ind w:left="0" w:firstLine="720"/>
-        <w:rPr>
-          <w:lang w:eastAsia="en-US"/>
-        </w:rPr>
-      </w:pPr>
-      <w:proofErr w:type="spellStart"/>
-      <w:r>
-        <w:rPr>
-          <w:lang w:eastAsia="en-US"/>
-        </w:rPr>
-        <w:t>Timeweb</w:t>
-      </w:r>
-      <w:proofErr w:type="spellEnd"/>
-      <w:r>
-        <w:rPr>
-          <w:lang w:eastAsia="en-US"/>
-        </w:rPr>
-        <w:t xml:space="preserve"> </w:t>
-      </w:r>
-      <w:proofErr w:type="spellStart"/>
-      <w:r>
-        <w:rPr>
-          <w:lang w:eastAsia="en-US"/>
-        </w:rPr>
-        <w:t>Cloud</w:t>
-      </w:r>
-      <w:proofErr w:type="spellEnd"/>
-      <w:r>
-        <w:rPr>
-          <w:lang w:eastAsia="en-US"/>
-        </w:rPr>
-        <w:t xml:space="preserve">. Гайд по использованию </w:t>
-      </w:r>
-      <w:proofErr w:type="spellStart"/>
-      <w:r>
-        <w:rPr>
-          <w:lang w:eastAsia="en-US"/>
-        </w:rPr>
-        <w:t>enum</w:t>
-      </w:r>
-      <w:proofErr w:type="spellEnd"/>
-      <w:r>
-        <w:rPr>
-          <w:lang w:eastAsia="en-US"/>
-        </w:rPr>
-        <w:t xml:space="preserve"> в Python [Электронный ресурс] // </w:t>
-      </w:r>
-      <w:proofErr w:type="spellStart"/>
-      <w:r>
-        <w:rPr>
-          <w:lang w:eastAsia="en-US"/>
-        </w:rPr>
-        <w:t>Habr</w:t>
-      </w:r>
-      <w:proofErr w:type="spellEnd"/>
-      <w:r>
-        <w:rPr>
-          <w:lang w:eastAsia="en-US"/>
-        </w:rPr>
-        <w:t>. – 03.08.2021. – URL: </w:t>
-      </w:r>
-      <w:hyperlink r:id="rId30" w:tgtFrame="_blank" w:history="1">
-        <w:r>
-          <w:rPr>
-            <w:rStyle w:val="af0"/>
-            <w:lang w:eastAsia="en-US"/>
-          </w:rPr>
-          <w:t>https://habr.com/ru/companies/timeweb/articles/564826/</w:t>
-        </w:r>
-      </w:hyperlink>
-      <w:r>
-        <w:rPr>
-          <w:lang w:eastAsia="en-US"/>
-        </w:rPr>
-        <w:t> (дата обращения: 13.04.2026).</w:t>
-      </w:r>
-    </w:p>
-    <w:p>
-      <w:pPr>
-        <w:numPr>
-          <w:ilvl w:val="0"/>
-          <w:numId w:val="5"/>
-        </w:numPr>
-        <w:ind w:left="0" w:firstLine="720"/>
-        <w:rPr>
-          <w:lang w:eastAsia="en-US"/>
-        </w:rPr>
-      </w:pPr>
-      <w:proofErr w:type="spellStart"/>
-      <w:r>
-        <w:rPr>
-          <w:lang w:eastAsia="en-US"/>
-        </w:rPr>
-        <w:t>Хабр</w:t>
-      </w:r>
-      <w:proofErr w:type="spellEnd"/>
-      <w:r>
-        <w:rPr>
-          <w:lang w:eastAsia="en-US"/>
-        </w:rPr>
-        <w:t xml:space="preserve">. Работа с </w:t>
-      </w:r>
-      <w:proofErr w:type="spellStart"/>
-      <w:r>
-        <w:rPr>
-          <w:lang w:eastAsia="en-US"/>
-        </w:rPr>
-        <w:t>SQLite</w:t>
-      </w:r>
-      <w:proofErr w:type="spellEnd"/>
-      <w:r>
-        <w:rPr>
-          <w:lang w:eastAsia="en-US"/>
-        </w:rPr>
-        <w:t xml:space="preserve"> в Python (для чайников) [Электронный ресурс] // </w:t>
-      </w:r>
-      <w:proofErr w:type="spellStart"/>
-      <w:r>
-        <w:rPr>
-          <w:lang w:eastAsia="en-US"/>
-        </w:rPr>
-        <w:t>Habr</w:t>
-      </w:r>
-      <w:proofErr w:type="spellEnd"/>
-      <w:r>
-        <w:rPr>
-          <w:lang w:eastAsia="en-US"/>
-        </w:rPr>
-        <w:t>. – 14.08.2023. – URL: </w:t>
-      </w:r>
-      <w:hyperlink r:id="rId31" w:tgtFrame="_blank" w:history="1">
-        <w:r>
-          <w:rPr>
-            <w:rStyle w:val="af0"/>
-            <w:lang w:eastAsia="en-US"/>
-          </w:rPr>
-          <w:t>https://habr.com/ru/articles/754400/</w:t>
-        </w:r>
-      </w:hyperlink>
-      <w:r>
-        <w:rPr>
-          <w:lang w:eastAsia="en-US"/>
-        </w:rPr>
-        <w:t> (дата обращения: 13.04.2026).</w:t>
-      </w:r>
-    </w:p>
-    <w:p>
-      <w:pPr>
-        <w:numPr>
-          <w:ilvl w:val="0"/>
-          <w:numId w:val="5"/>
-        </w:numPr>
-        <w:ind w:left="0" w:firstLine="720"/>
-        <w:rPr>
-          <w:lang w:eastAsia="en-US"/>
-        </w:rPr>
-      </w:pPr>
-      <w:proofErr w:type="spellStart"/>
-      <w:r>
-        <w:rPr>
-          <w:lang w:eastAsia="en-US"/>
-        </w:rPr>
-        <w:t>Хабр</w:t>
-      </w:r>
-      <w:proofErr w:type="spellEnd"/>
-      <w:r>
-        <w:rPr>
-          <w:lang w:eastAsia="en-US"/>
-        </w:rPr>
-        <w:t xml:space="preserve">. </w:t>
-      </w:r>
-      <w:proofErr w:type="spellStart"/>
-      <w:r>
-        <w:rPr>
-          <w:lang w:eastAsia="en-US"/>
-        </w:rPr>
-        <w:t>SQLAlchemy</w:t>
-      </w:r>
-      <w:proofErr w:type="spellEnd"/>
-      <w:r>
-        <w:rPr>
-          <w:lang w:eastAsia="en-US"/>
-        </w:rPr>
-        <w:t xml:space="preserve"> 2.0 для новичков [Электронный ресурс] // </w:t>
-      </w:r>
-      <w:proofErr w:type="spellStart"/>
-      <w:r>
-        <w:rPr>
-          <w:lang w:eastAsia="en-US"/>
-        </w:rPr>
-        <w:t>Habr</w:t>
-      </w:r>
-      <w:proofErr w:type="spellEnd"/>
-      <w:r>
-        <w:rPr>
-          <w:lang w:eastAsia="en-US"/>
-        </w:rPr>
-        <w:t>. – 06.10.2024. – URL: </w:t>
-      </w:r>
-      <w:hyperlink r:id="rId32" w:tgtFrame="_blank" w:history="1">
-        <w:r>
-          <w:rPr>
-            <w:rStyle w:val="af0"/>
-            <w:lang w:eastAsia="en-US"/>
-          </w:rPr>
-          <w:t>https://habr.com/ru/articles/848592/</w:t>
-        </w:r>
-      </w:hyperlink>
-      <w:r>
-        <w:rPr>
-          <w:lang w:eastAsia="en-US"/>
-        </w:rPr>
-        <w:t> (дата обращения: 13.04.2026).</w:t>
-      </w:r>
-    </w:p>
-    <w:p>
-      <w:pPr>
-        <w:numPr>
-          <w:ilvl w:val="0"/>
-          <w:numId w:val="5"/>
-        </w:numPr>
-        <w:ind w:left="0" w:firstLine="720"/>
-        <w:rPr>
-          <w:lang w:eastAsia="en-US"/>
-        </w:rPr>
-      </w:pPr>
-      <w:r>
-        <w:rPr>
-          <w:lang w:eastAsia="en-US"/>
-        </w:rPr>
-        <w:t xml:space="preserve">Яковенко А. </w:t>
-      </w:r>
-      <w:proofErr w:type="spellStart"/>
-      <w:r>
-        <w:rPr>
-          <w:lang w:eastAsia="en-US"/>
-        </w:rPr>
-        <w:t>Pydantic</w:t>
-      </w:r>
-      <w:proofErr w:type="spellEnd"/>
-      <w:r>
-        <w:rPr>
-          <w:lang w:eastAsia="en-US"/>
-        </w:rPr>
-        <w:t xml:space="preserve"> 2: Полное руководство для Python-разработчиков – от основ до продвинутых техник [Электронный ресурс] // </w:t>
-      </w:r>
-      <w:proofErr w:type="spellStart"/>
-      <w:r>
-        <w:rPr>
-          <w:lang w:eastAsia="en-US"/>
-        </w:rPr>
-        <w:t>Habr</w:t>
-      </w:r>
-      <w:proofErr w:type="spellEnd"/>
-      <w:r>
-        <w:rPr>
-          <w:lang w:eastAsia="en-US"/>
-        </w:rPr>
-        <w:t>. – 18.10.2024. – URL: </w:t>
-      </w:r>
-      <w:hyperlink r:id="rId33" w:tgtFrame="_blank" w:history="1">
-        <w:r>
-          <w:rPr>
-            <w:rStyle w:val="af0"/>
+            <w:szCs w:val="28"/>
             <w:lang w:eastAsia="en-US"/>
           </w:rPr>
           <w:t>https://habr.com/ru/companies/amvera/articles/851642/</w:t>
@@ -15216,32 +14870,43 @@
       </w:hyperlink>
       <w:r>
         <w:rPr>
+          <w:szCs w:val="28"/>
           <w:lang w:eastAsia="en-US"/>
         </w:rPr>
         <w:t> (дата обращения: 13.04.2026).</w:t>
+      </w:r>
+      <w:r>
+        <w:rPr>
+          <w:szCs w:val="28"/>
+          <w:lang w:eastAsia="en-US"/>
+        </w:rPr>
+        <w:br/>
+        <w:t>(Примечание: этот источник был в исходном файле, оставляем в разделе 2б как публикацию в журнале/газете – онлайн-издание.)</w:t>
       </w:r>
     </w:p>
     <w:p>
       <w:pPr>
         <w:numPr>
           <w:ilvl w:val="0"/>
-          <w:numId w:val="5"/>
+          <w:numId w:val="16"/>
         </w:numPr>
-        <w:ind w:left="0" w:firstLine="720"/>
-        <w:rPr>
+        <w:ind w:left="0" w:firstLine="709"/>
+        <w:rPr>
+          <w:szCs w:val="28"/>
           <w:lang w:eastAsia="en-US"/>
         </w:rPr>
       </w:pPr>
       <w:r>
         <w:rPr>
+          <w:szCs w:val="28"/>
           <w:lang w:eastAsia="en-US"/>
         </w:rPr>
-        <w:lastRenderedPageBreak/>
         <w:t>Яковенко А. Создание собственного API на Python (</w:t>
       </w:r>
       <w:proofErr w:type="spellStart"/>
       <w:r>
         <w:rPr>
+          <w:szCs w:val="28"/>
           <w:lang w:eastAsia="en-US"/>
         </w:rPr>
         <w:t>FastAPI</w:t>
@@ -15249,6 +14914,7 @@
       <w:proofErr w:type="spellEnd"/>
       <w:r>
         <w:rPr>
+          <w:szCs w:val="28"/>
           <w:lang w:eastAsia="en-US"/>
         </w:rPr>
         <w:t xml:space="preserve">): Знакомство и первые функции [Электронный ресурс] // </w:t>
@@ -15256,6 +14922,7 @@
       <w:proofErr w:type="spellStart"/>
       <w:r>
         <w:rPr>
+          <w:szCs w:val="28"/>
           <w:lang w:eastAsia="en-US"/>
         </w:rPr>
         <w:t>Habr</w:t>
@@ -15263,14 +14930,16 @@
       <w:proofErr w:type="spellEnd"/>
       <w:r>
         <w:rPr>
+          <w:szCs w:val="28"/>
           <w:lang w:eastAsia="en-US"/>
         </w:rPr>
         <w:t>. – 02.07.2024. – URL: </w:t>
       </w:r>
-      <w:hyperlink r:id="rId34" w:tgtFrame="_blank" w:history="1">
+      <w:hyperlink r:id="rId27" w:tgtFrame="_blank" w:history="1">
         <w:r>
           <w:rPr>
             <w:rStyle w:val="af0"/>
+            <w:szCs w:val="28"/>
             <w:lang w:eastAsia="en-US"/>
           </w:rPr>
           <w:t>https://habr.com/ru/companies/amvera/articles/826196/</w:t>
@@ -15278,6 +14947,7 @@
       </w:hyperlink>
       <w:r>
         <w:rPr>
+          <w:szCs w:val="28"/>
           <w:lang w:eastAsia="en-US"/>
         </w:rPr>
         <w:t> (дата обращения: 13.04.2026).</w:t>
@@ -15285,254 +14955,1246 @@
     </w:p>
     <w:p>
       <w:pPr>
+        <w:pStyle w:val="a7"/>
         <w:numPr>
           <w:ilvl w:val="0"/>
-          <w:numId w:val="5"/>
+          <w:numId w:val="16"/>
         </w:numPr>
-        <w:ind w:left="0" w:firstLine="720"/>
-        <w:rPr>
-          <w:lang w:eastAsia="en-US"/>
-        </w:rPr>
-      </w:pPr>
-      <w:proofErr w:type="spellStart"/>
-      <w:r>
-        <w:rPr>
-          <w:lang w:eastAsia="en-US"/>
-        </w:rPr>
-        <w:t>Read</w:t>
-      </w:r>
-      <w:proofErr w:type="spellEnd"/>
-      <w:r>
-        <w:rPr>
-          <w:lang w:eastAsia="en-US"/>
-        </w:rPr>
-        <w:t xml:space="preserve"> </w:t>
-      </w:r>
-      <w:proofErr w:type="spellStart"/>
-      <w:r>
-        <w:rPr>
-          <w:lang w:eastAsia="en-US"/>
-        </w:rPr>
-        <w:t>the</w:t>
-      </w:r>
-      <w:proofErr w:type="spellEnd"/>
-      <w:r>
-        <w:rPr>
-          <w:lang w:eastAsia="en-US"/>
-        </w:rPr>
-        <w:t xml:space="preserve"> </w:t>
-      </w:r>
-      <w:proofErr w:type="spellStart"/>
-      <w:r>
-        <w:rPr>
-          <w:lang w:eastAsia="en-US"/>
-        </w:rPr>
-        <w:t>Docs</w:t>
-      </w:r>
-      <w:proofErr w:type="spellEnd"/>
-      <w:r>
-        <w:rPr>
-          <w:lang w:eastAsia="en-US"/>
-        </w:rPr>
-        <w:t xml:space="preserve">. </w:t>
-      </w:r>
-      <w:proofErr w:type="spellStart"/>
-      <w:r>
-        <w:rPr>
-          <w:lang w:eastAsia="en-US"/>
-        </w:rPr>
-        <w:t>pytest</w:t>
-      </w:r>
-      <w:proofErr w:type="spellEnd"/>
-      <w:r>
-        <w:rPr>
-          <w:lang w:eastAsia="en-US"/>
-        </w:rPr>
-        <w:t xml:space="preserve">: документация на русском языке [Электронный ресурс] // </w:t>
-      </w:r>
-      <w:proofErr w:type="spellStart"/>
-      <w:r>
-        <w:rPr>
-          <w:lang w:eastAsia="en-US"/>
-        </w:rPr>
-        <w:t>Read</w:t>
-      </w:r>
-      <w:proofErr w:type="spellEnd"/>
-      <w:r>
-        <w:rPr>
-          <w:lang w:eastAsia="en-US"/>
-        </w:rPr>
-        <w:t xml:space="preserve"> </w:t>
-      </w:r>
-      <w:proofErr w:type="spellStart"/>
-      <w:r>
-        <w:rPr>
-          <w:lang w:eastAsia="en-US"/>
-        </w:rPr>
-        <w:t>the</w:t>
-      </w:r>
-      <w:proofErr w:type="spellEnd"/>
-      <w:r>
-        <w:rPr>
-          <w:lang w:eastAsia="en-US"/>
-        </w:rPr>
-        <w:t xml:space="preserve"> </w:t>
-      </w:r>
-      <w:proofErr w:type="spellStart"/>
-      <w:r>
-        <w:rPr>
-          <w:lang w:eastAsia="en-US"/>
-        </w:rPr>
-        <w:t>Docs</w:t>
-      </w:r>
-      <w:proofErr w:type="spellEnd"/>
-      <w:r>
-        <w:rPr>
-          <w:lang w:eastAsia="en-US"/>
-        </w:rPr>
-        <w:t>. – 2026. – URL: </w:t>
-      </w:r>
-      <w:hyperlink r:id="rId35" w:tgtFrame="_blank" w:history="1">
+        <w:spacing w:after="0" w:line="360" w:lineRule="auto"/>
+        <w:ind w:left="0" w:firstLine="709"/>
+        <w:rPr>
+          <w:rFonts w:ascii="Times New Roman" w:hAnsi="Times New Roman" w:cs="Times New Roman"/>
+          <w:sz w:val="28"/>
+          <w:szCs w:val="28"/>
+        </w:rPr>
+      </w:pPr>
+      <w:proofErr w:type="spellStart"/>
+      <w:r>
+        <w:rPr>
+          <w:rFonts w:ascii="Times New Roman" w:hAnsi="Times New Roman" w:cs="Times New Roman"/>
+          <w:sz w:val="28"/>
+          <w:szCs w:val="28"/>
+        </w:rPr>
+        <w:t>Bootstrap</w:t>
+      </w:r>
+      <w:proofErr w:type="spellEnd"/>
+      <w:r>
+        <w:rPr>
+          <w:rFonts w:ascii="Times New Roman" w:hAnsi="Times New Roman" w:cs="Times New Roman"/>
+          <w:sz w:val="28"/>
+          <w:szCs w:val="28"/>
+        </w:rPr>
+        <w:t xml:space="preserve"> Team. Введение в </w:t>
+      </w:r>
+      <w:proofErr w:type="spellStart"/>
+      <w:r>
+        <w:rPr>
+          <w:rFonts w:ascii="Times New Roman" w:hAnsi="Times New Roman" w:cs="Times New Roman"/>
+          <w:sz w:val="28"/>
+          <w:szCs w:val="28"/>
+        </w:rPr>
+        <w:t>Bootstrap</w:t>
+      </w:r>
+      <w:proofErr w:type="spellEnd"/>
+      <w:r>
+        <w:rPr>
+          <w:rFonts w:ascii="Times New Roman" w:hAnsi="Times New Roman" w:cs="Times New Roman"/>
+          <w:sz w:val="28"/>
+          <w:szCs w:val="28"/>
+        </w:rPr>
+        <w:t xml:space="preserve"> 5 [Электронный ресурс] // Bootstrap-4.ru: документация на русском языке. – 2021. – URL: </w:t>
+      </w:r>
+      <w:hyperlink r:id="rId28" w:history="1">
         <w:r>
           <w:rPr>
             <w:rStyle w:val="af0"/>
-            <w:lang w:eastAsia="en-US"/>
+            <w:rFonts w:ascii="Times New Roman" w:hAnsi="Times New Roman" w:cs="Times New Roman"/>
+            <w:sz w:val="28"/>
+            <w:szCs w:val="28"/>
+          </w:rPr>
+          <w:t>https://bootstrap-4.ru/docs/5.0/getting-started/introduction/</w:t>
+        </w:r>
+      </w:hyperlink>
+      <w:r>
+        <w:rPr>
+          <w:rFonts w:ascii="Times New Roman" w:hAnsi="Times New Roman" w:cs="Times New Roman"/>
+          <w:sz w:val="28"/>
+          <w:szCs w:val="28"/>
+        </w:rPr>
+        <w:t xml:space="preserve"> (дата обращения: 14.04.2026).</w:t>
+      </w:r>
+    </w:p>
+    <w:p>
+      <w:pPr>
+        <w:pStyle w:val="a7"/>
+        <w:numPr>
+          <w:ilvl w:val="0"/>
+          <w:numId w:val="16"/>
+        </w:numPr>
+        <w:spacing w:after="0" w:line="360" w:lineRule="auto"/>
+        <w:ind w:left="0" w:firstLine="709"/>
+        <w:rPr>
+          <w:rFonts w:ascii="Times New Roman" w:hAnsi="Times New Roman" w:cs="Times New Roman"/>
+          <w:sz w:val="28"/>
+          <w:szCs w:val="28"/>
+        </w:rPr>
+      </w:pPr>
+      <w:r>
+        <w:rPr>
+          <w:rFonts w:ascii="Times New Roman" w:hAnsi="Times New Roman" w:cs="Times New Roman"/>
+          <w:sz w:val="28"/>
+          <w:szCs w:val="28"/>
+        </w:rPr>
+        <w:t xml:space="preserve">Chart.js. Документация Chart.js [Электронный ресурс] // Chart.js. – 2026. – URL: </w:t>
+      </w:r>
+      <w:hyperlink r:id="rId29" w:history="1">
+        <w:r>
+          <w:rPr>
+            <w:rStyle w:val="af0"/>
+            <w:rFonts w:ascii="Times New Roman" w:hAnsi="Times New Roman" w:cs="Times New Roman"/>
+            <w:sz w:val="28"/>
+            <w:szCs w:val="28"/>
+          </w:rPr>
+          <w:t>https://www.chartjs.org/docs/latest/</w:t>
+        </w:r>
+      </w:hyperlink>
+      <w:r>
+        <w:rPr>
+          <w:rFonts w:ascii="Times New Roman" w:hAnsi="Times New Roman" w:cs="Times New Roman"/>
+          <w:sz w:val="28"/>
+          <w:szCs w:val="28"/>
+        </w:rPr>
+        <w:t xml:space="preserve"> (дата обращения: 25.05.2026).</w:t>
+      </w:r>
+    </w:p>
+    <w:p>
+      <w:pPr>
+        <w:pStyle w:val="a7"/>
+        <w:numPr>
+          <w:ilvl w:val="0"/>
+          <w:numId w:val="16"/>
+        </w:numPr>
+        <w:spacing w:after="0" w:line="360" w:lineRule="auto"/>
+        <w:ind w:left="0" w:firstLine="709"/>
+        <w:rPr>
+          <w:rFonts w:ascii="Times New Roman" w:hAnsi="Times New Roman" w:cs="Times New Roman"/>
+          <w:sz w:val="28"/>
+          <w:szCs w:val="28"/>
+        </w:rPr>
+      </w:pPr>
+      <w:proofErr w:type="spellStart"/>
+      <w:r>
+        <w:rPr>
+          <w:rFonts w:ascii="Times New Roman" w:hAnsi="Times New Roman" w:cs="Times New Roman"/>
+          <w:sz w:val="28"/>
+          <w:szCs w:val="28"/>
+        </w:rPr>
+        <w:t>FastAPI</w:t>
+      </w:r>
+      <w:proofErr w:type="spellEnd"/>
+      <w:r>
+        <w:rPr>
+          <w:rFonts w:ascii="Times New Roman" w:hAnsi="Times New Roman" w:cs="Times New Roman"/>
+          <w:sz w:val="28"/>
+          <w:szCs w:val="28"/>
+        </w:rPr>
+        <w:t xml:space="preserve">. Документация </w:t>
+      </w:r>
+      <w:proofErr w:type="spellStart"/>
+      <w:r>
+        <w:rPr>
+          <w:rFonts w:ascii="Times New Roman" w:hAnsi="Times New Roman" w:cs="Times New Roman"/>
+          <w:sz w:val="28"/>
+          <w:szCs w:val="28"/>
+        </w:rPr>
+        <w:t>FastAPI</w:t>
+      </w:r>
+      <w:proofErr w:type="spellEnd"/>
+      <w:r>
+        <w:rPr>
+          <w:rFonts w:ascii="Times New Roman" w:hAnsi="Times New Roman" w:cs="Times New Roman"/>
+          <w:sz w:val="28"/>
+          <w:szCs w:val="28"/>
+        </w:rPr>
+        <w:t xml:space="preserve"> [Электронный ресурс] // </w:t>
+      </w:r>
+      <w:proofErr w:type="spellStart"/>
+      <w:r>
+        <w:rPr>
+          <w:rFonts w:ascii="Times New Roman" w:hAnsi="Times New Roman" w:cs="Times New Roman"/>
+          <w:sz w:val="28"/>
+          <w:szCs w:val="28"/>
+        </w:rPr>
+        <w:t>FastAPI</w:t>
+      </w:r>
+      <w:proofErr w:type="spellEnd"/>
+      <w:r>
+        <w:rPr>
+          <w:rFonts w:ascii="Times New Roman" w:hAnsi="Times New Roman" w:cs="Times New Roman"/>
+          <w:sz w:val="28"/>
+          <w:szCs w:val="28"/>
+        </w:rPr>
+        <w:t xml:space="preserve">. – 2026. – URL: </w:t>
+      </w:r>
+      <w:hyperlink r:id="rId30" w:history="1">
+        <w:r>
+          <w:rPr>
+            <w:rStyle w:val="af0"/>
+            <w:rFonts w:ascii="Times New Roman" w:hAnsi="Times New Roman" w:cs="Times New Roman"/>
+            <w:sz w:val="28"/>
+            <w:szCs w:val="28"/>
+          </w:rPr>
+          <w:t>https://fastapi.tiangolo.com/</w:t>
+        </w:r>
+      </w:hyperlink>
+      <w:r>
+        <w:rPr>
+          <w:rFonts w:ascii="Times New Roman" w:hAnsi="Times New Roman" w:cs="Times New Roman"/>
+          <w:sz w:val="28"/>
+          <w:szCs w:val="28"/>
+        </w:rPr>
+        <w:t xml:space="preserve"> (дата обращения: 25.05.2026).</w:t>
+      </w:r>
+    </w:p>
+    <w:p>
+      <w:pPr>
+        <w:pStyle w:val="a7"/>
+        <w:numPr>
+          <w:ilvl w:val="0"/>
+          <w:numId w:val="16"/>
+        </w:numPr>
+        <w:spacing w:after="0" w:line="360" w:lineRule="auto"/>
+        <w:ind w:left="0" w:firstLine="709"/>
+        <w:rPr>
+          <w:rFonts w:ascii="Times New Roman" w:hAnsi="Times New Roman" w:cs="Times New Roman"/>
+          <w:sz w:val="28"/>
+          <w:szCs w:val="28"/>
+        </w:rPr>
+      </w:pPr>
+      <w:r>
+        <w:rPr>
+          <w:rFonts w:ascii="Times New Roman" w:hAnsi="Times New Roman" w:cs="Times New Roman"/>
+          <w:sz w:val="28"/>
+          <w:szCs w:val="28"/>
+        </w:rPr>
+        <w:t xml:space="preserve">JWT.io. Введение в JSON Web </w:t>
+      </w:r>
+      <w:proofErr w:type="spellStart"/>
+      <w:r>
+        <w:rPr>
+          <w:rFonts w:ascii="Times New Roman" w:hAnsi="Times New Roman" w:cs="Times New Roman"/>
+          <w:sz w:val="28"/>
+          <w:szCs w:val="28"/>
+        </w:rPr>
+        <w:t>Tokens</w:t>
+      </w:r>
+      <w:proofErr w:type="spellEnd"/>
+      <w:r>
+        <w:rPr>
+          <w:rFonts w:ascii="Times New Roman" w:hAnsi="Times New Roman" w:cs="Times New Roman"/>
+          <w:sz w:val="28"/>
+          <w:szCs w:val="28"/>
+        </w:rPr>
+        <w:t xml:space="preserve"> (JWT) [Электронный ресурс] // JWT.io. – 2025. – URL: </w:t>
+      </w:r>
+      <w:hyperlink r:id="rId31" w:history="1">
+        <w:r>
+          <w:rPr>
+            <w:rStyle w:val="af0"/>
+            <w:rFonts w:ascii="Times New Roman" w:hAnsi="Times New Roman" w:cs="Times New Roman"/>
+            <w:sz w:val="28"/>
+            <w:szCs w:val="28"/>
+          </w:rPr>
+          <w:t>https://jwt.io/introduction</w:t>
+        </w:r>
+      </w:hyperlink>
+      <w:r>
+        <w:rPr>
+          <w:rFonts w:ascii="Times New Roman" w:hAnsi="Times New Roman" w:cs="Times New Roman"/>
+          <w:sz w:val="28"/>
+          <w:szCs w:val="28"/>
+        </w:rPr>
+        <w:t xml:space="preserve"> (дата обращения: 25.05.2026).</w:t>
+      </w:r>
+    </w:p>
+    <w:p>
+      <w:pPr>
+        <w:pStyle w:val="a7"/>
+        <w:numPr>
+          <w:ilvl w:val="0"/>
+          <w:numId w:val="16"/>
+        </w:numPr>
+        <w:spacing w:after="0" w:line="360" w:lineRule="auto"/>
+        <w:ind w:left="0" w:firstLine="709"/>
+        <w:rPr>
+          <w:rFonts w:ascii="Times New Roman" w:hAnsi="Times New Roman" w:cs="Times New Roman"/>
+          <w:sz w:val="28"/>
+          <w:szCs w:val="28"/>
+        </w:rPr>
+      </w:pPr>
+      <w:r>
+        <w:rPr>
+          <w:rFonts w:ascii="Times New Roman" w:hAnsi="Times New Roman" w:cs="Times New Roman"/>
+          <w:sz w:val="28"/>
+          <w:szCs w:val="28"/>
+        </w:rPr>
+        <w:t xml:space="preserve">OTUS. HTTP и REST API: история, принципы и примеры [Электронный ресурс] // </w:t>
+      </w:r>
+      <w:proofErr w:type="spellStart"/>
+      <w:r>
+        <w:rPr>
+          <w:rFonts w:ascii="Times New Roman" w:hAnsi="Times New Roman" w:cs="Times New Roman"/>
+          <w:sz w:val="28"/>
+          <w:szCs w:val="28"/>
+        </w:rPr>
+        <w:t>Habr</w:t>
+      </w:r>
+      <w:proofErr w:type="spellEnd"/>
+      <w:r>
+        <w:rPr>
+          <w:rFonts w:ascii="Times New Roman" w:hAnsi="Times New Roman" w:cs="Times New Roman"/>
+          <w:sz w:val="28"/>
+          <w:szCs w:val="28"/>
+        </w:rPr>
+        <w:t xml:space="preserve">. – 2025. – URL: </w:t>
+      </w:r>
+      <w:hyperlink r:id="rId32" w:history="1">
+        <w:r>
+          <w:rPr>
+            <w:rStyle w:val="af0"/>
+            <w:rFonts w:ascii="Times New Roman" w:hAnsi="Times New Roman" w:cs="Times New Roman"/>
+            <w:sz w:val="28"/>
+            <w:szCs w:val="28"/>
+          </w:rPr>
+          <w:t>https://habr.com/ru/companies/otus/articles/1008370/</w:t>
+        </w:r>
+      </w:hyperlink>
+      <w:r>
+        <w:rPr>
+          <w:rFonts w:ascii="Times New Roman" w:hAnsi="Times New Roman" w:cs="Times New Roman"/>
+          <w:sz w:val="28"/>
+          <w:szCs w:val="28"/>
+        </w:rPr>
+        <w:t xml:space="preserve"> (дата обращения: 14.04.2026).</w:t>
+      </w:r>
+    </w:p>
+    <w:p>
+      <w:pPr>
+        <w:rPr>
+          <w:szCs w:val="28"/>
+          <w:lang w:eastAsia="en-US"/>
+        </w:rPr>
+      </w:pPr>
+    </w:p>
+    <w:p>
+      <w:pPr>
+        <w:pStyle w:val="a7"/>
+        <w:numPr>
+          <w:ilvl w:val="0"/>
+          <w:numId w:val="16"/>
+        </w:numPr>
+        <w:spacing w:after="0" w:line="360" w:lineRule="auto"/>
+        <w:ind w:left="0" w:firstLine="709"/>
+        <w:rPr>
+          <w:rFonts w:ascii="Times New Roman" w:hAnsi="Times New Roman" w:cs="Times New Roman"/>
+          <w:sz w:val="28"/>
+          <w:szCs w:val="28"/>
+        </w:rPr>
+      </w:pPr>
+      <w:proofErr w:type="spellStart"/>
+      <w:r>
+        <w:rPr>
+          <w:rFonts w:ascii="Times New Roman" w:hAnsi="Times New Roman" w:cs="Times New Roman"/>
+          <w:sz w:val="28"/>
+          <w:szCs w:val="28"/>
+        </w:rPr>
+        <w:lastRenderedPageBreak/>
+        <w:t>passlib</w:t>
+      </w:r>
+      <w:proofErr w:type="spellEnd"/>
+      <w:r>
+        <w:rPr>
+          <w:rFonts w:ascii="Times New Roman" w:hAnsi="Times New Roman" w:cs="Times New Roman"/>
+          <w:sz w:val="28"/>
+          <w:szCs w:val="28"/>
+        </w:rPr>
+        <w:t xml:space="preserve">. Документация </w:t>
+      </w:r>
+      <w:proofErr w:type="spellStart"/>
+      <w:r>
+        <w:rPr>
+          <w:rFonts w:ascii="Times New Roman" w:hAnsi="Times New Roman" w:cs="Times New Roman"/>
+          <w:sz w:val="28"/>
+          <w:szCs w:val="28"/>
+        </w:rPr>
+        <w:t>passlib</w:t>
+      </w:r>
+      <w:proofErr w:type="spellEnd"/>
+      <w:r>
+        <w:rPr>
+          <w:rFonts w:ascii="Times New Roman" w:hAnsi="Times New Roman" w:cs="Times New Roman"/>
+          <w:sz w:val="28"/>
+          <w:szCs w:val="28"/>
+        </w:rPr>
+        <w:t xml:space="preserve"> – библиотека хэширования паролей для Python [Электронный ресурс] // </w:t>
+      </w:r>
+      <w:proofErr w:type="spellStart"/>
+      <w:r>
+        <w:rPr>
+          <w:rFonts w:ascii="Times New Roman" w:hAnsi="Times New Roman" w:cs="Times New Roman"/>
+          <w:sz w:val="28"/>
+          <w:szCs w:val="28"/>
+        </w:rPr>
+        <w:t>passlib</w:t>
+      </w:r>
+      <w:proofErr w:type="spellEnd"/>
+      <w:r>
+        <w:rPr>
+          <w:rFonts w:ascii="Times New Roman" w:hAnsi="Times New Roman" w:cs="Times New Roman"/>
+          <w:sz w:val="28"/>
+          <w:szCs w:val="28"/>
+        </w:rPr>
+        <w:t xml:space="preserve">. – 2023. – URL: </w:t>
+      </w:r>
+      <w:hyperlink r:id="rId33" w:history="1">
+        <w:r>
+          <w:rPr>
+            <w:rStyle w:val="af0"/>
+            <w:rFonts w:ascii="Times New Roman" w:hAnsi="Times New Roman" w:cs="Times New Roman"/>
+            <w:sz w:val="28"/>
+            <w:szCs w:val="28"/>
+          </w:rPr>
+          <w:t>https://passlib.readthedocs.io/</w:t>
+        </w:r>
+      </w:hyperlink>
+      <w:r>
+        <w:rPr>
+          <w:rFonts w:ascii="Times New Roman" w:hAnsi="Times New Roman" w:cs="Times New Roman"/>
+          <w:sz w:val="28"/>
+          <w:szCs w:val="28"/>
+        </w:rPr>
+        <w:t xml:space="preserve"> (дата обращения: 25.05.2026).</w:t>
+      </w:r>
+    </w:p>
+    <w:p>
+      <w:pPr>
+        <w:pStyle w:val="a7"/>
+        <w:numPr>
+          <w:ilvl w:val="0"/>
+          <w:numId w:val="16"/>
+        </w:numPr>
+        <w:spacing w:after="0" w:line="360" w:lineRule="auto"/>
+        <w:ind w:left="0" w:firstLine="709"/>
+        <w:rPr>
+          <w:rFonts w:ascii="Times New Roman" w:hAnsi="Times New Roman" w:cs="Times New Roman"/>
+          <w:sz w:val="28"/>
+          <w:szCs w:val="28"/>
+        </w:rPr>
+      </w:pPr>
+      <w:proofErr w:type="spellStart"/>
+      <w:r>
+        <w:rPr>
+          <w:rFonts w:ascii="Times New Roman" w:hAnsi="Times New Roman" w:cs="Times New Roman"/>
+          <w:sz w:val="28"/>
+          <w:szCs w:val="28"/>
+        </w:rPr>
+        <w:t>pytest</w:t>
+      </w:r>
+      <w:proofErr w:type="spellEnd"/>
+      <w:r>
+        <w:rPr>
+          <w:rFonts w:ascii="Times New Roman" w:hAnsi="Times New Roman" w:cs="Times New Roman"/>
+          <w:sz w:val="28"/>
+          <w:szCs w:val="28"/>
+        </w:rPr>
+        <w:t xml:space="preserve">. Документация </w:t>
+      </w:r>
+      <w:proofErr w:type="spellStart"/>
+      <w:r>
+        <w:rPr>
+          <w:rFonts w:ascii="Times New Roman" w:hAnsi="Times New Roman" w:cs="Times New Roman"/>
+          <w:sz w:val="28"/>
+          <w:szCs w:val="28"/>
+        </w:rPr>
+        <w:t>pytest</w:t>
+      </w:r>
+      <w:proofErr w:type="spellEnd"/>
+      <w:r>
+        <w:rPr>
+          <w:rFonts w:ascii="Times New Roman" w:hAnsi="Times New Roman" w:cs="Times New Roman"/>
+          <w:sz w:val="28"/>
+          <w:szCs w:val="28"/>
+        </w:rPr>
+        <w:t xml:space="preserve"> [Электронный ресурс] // </w:t>
+      </w:r>
+      <w:proofErr w:type="spellStart"/>
+      <w:r>
+        <w:rPr>
+          <w:rFonts w:ascii="Times New Roman" w:hAnsi="Times New Roman" w:cs="Times New Roman"/>
+          <w:sz w:val="28"/>
+          <w:szCs w:val="28"/>
+        </w:rPr>
+        <w:t>pytest</w:t>
+      </w:r>
+      <w:proofErr w:type="spellEnd"/>
+      <w:r>
+        <w:rPr>
+          <w:rFonts w:ascii="Times New Roman" w:hAnsi="Times New Roman" w:cs="Times New Roman"/>
+          <w:sz w:val="28"/>
+          <w:szCs w:val="28"/>
+        </w:rPr>
+        <w:t xml:space="preserve">. – 2025. – URL: </w:t>
+      </w:r>
+      <w:hyperlink r:id="rId34" w:history="1">
+        <w:r>
+          <w:rPr>
+            <w:rStyle w:val="af0"/>
+            <w:rFonts w:ascii="Times New Roman" w:hAnsi="Times New Roman" w:cs="Times New Roman"/>
+            <w:sz w:val="28"/>
+            <w:szCs w:val="28"/>
+          </w:rPr>
+          <w:t>https://docs.pytest.org/</w:t>
+        </w:r>
+      </w:hyperlink>
+      <w:r>
+        <w:rPr>
+          <w:rFonts w:ascii="Times New Roman" w:hAnsi="Times New Roman" w:cs="Times New Roman"/>
+          <w:sz w:val="28"/>
+          <w:szCs w:val="28"/>
+        </w:rPr>
+        <w:t xml:space="preserve"> (дата обращения: 25.05.2026).</w:t>
+      </w:r>
+    </w:p>
+    <w:p>
+      <w:pPr>
+        <w:pStyle w:val="a7"/>
+        <w:numPr>
+          <w:ilvl w:val="0"/>
+          <w:numId w:val="16"/>
+        </w:numPr>
+        <w:spacing w:after="0" w:line="360" w:lineRule="auto"/>
+        <w:ind w:left="0" w:firstLine="709"/>
+        <w:rPr>
+          <w:rFonts w:ascii="Times New Roman" w:hAnsi="Times New Roman" w:cs="Times New Roman"/>
+          <w:sz w:val="28"/>
+          <w:szCs w:val="28"/>
+        </w:rPr>
+      </w:pPr>
+      <w:proofErr w:type="spellStart"/>
+      <w:r>
+        <w:rPr>
+          <w:rFonts w:ascii="Times New Roman" w:hAnsi="Times New Roman" w:cs="Times New Roman"/>
+          <w:sz w:val="28"/>
+          <w:szCs w:val="28"/>
+        </w:rPr>
+        <w:t>Read</w:t>
+      </w:r>
+      <w:proofErr w:type="spellEnd"/>
+      <w:r>
+        <w:rPr>
+          <w:rFonts w:ascii="Times New Roman" w:hAnsi="Times New Roman" w:cs="Times New Roman"/>
+          <w:sz w:val="28"/>
+          <w:szCs w:val="28"/>
+        </w:rPr>
+        <w:t xml:space="preserve"> </w:t>
+      </w:r>
+      <w:proofErr w:type="spellStart"/>
+      <w:r>
+        <w:rPr>
+          <w:rFonts w:ascii="Times New Roman" w:hAnsi="Times New Roman" w:cs="Times New Roman"/>
+          <w:sz w:val="28"/>
+          <w:szCs w:val="28"/>
+        </w:rPr>
+        <w:t>the</w:t>
+      </w:r>
+      <w:proofErr w:type="spellEnd"/>
+      <w:r>
+        <w:rPr>
+          <w:rFonts w:ascii="Times New Roman" w:hAnsi="Times New Roman" w:cs="Times New Roman"/>
+          <w:sz w:val="28"/>
+          <w:szCs w:val="28"/>
+        </w:rPr>
+        <w:t xml:space="preserve"> </w:t>
+      </w:r>
+      <w:proofErr w:type="spellStart"/>
+      <w:r>
+        <w:rPr>
+          <w:rFonts w:ascii="Times New Roman" w:hAnsi="Times New Roman" w:cs="Times New Roman"/>
+          <w:sz w:val="28"/>
+          <w:szCs w:val="28"/>
+        </w:rPr>
+        <w:t>Docs</w:t>
+      </w:r>
+      <w:proofErr w:type="spellEnd"/>
+      <w:r>
+        <w:rPr>
+          <w:rFonts w:ascii="Times New Roman" w:hAnsi="Times New Roman" w:cs="Times New Roman"/>
+          <w:sz w:val="28"/>
+          <w:szCs w:val="28"/>
+        </w:rPr>
+        <w:t xml:space="preserve">. </w:t>
+      </w:r>
+      <w:proofErr w:type="spellStart"/>
+      <w:r>
+        <w:rPr>
+          <w:rFonts w:ascii="Times New Roman" w:hAnsi="Times New Roman" w:cs="Times New Roman"/>
+          <w:sz w:val="28"/>
+          <w:szCs w:val="28"/>
+        </w:rPr>
+        <w:t>pytest</w:t>
+      </w:r>
+      <w:proofErr w:type="spellEnd"/>
+      <w:r>
+        <w:rPr>
+          <w:rFonts w:ascii="Times New Roman" w:hAnsi="Times New Roman" w:cs="Times New Roman"/>
+          <w:sz w:val="28"/>
+          <w:szCs w:val="28"/>
+        </w:rPr>
+        <w:t xml:space="preserve">: документация на русском языке [Электронный ресурс] // </w:t>
+      </w:r>
+      <w:proofErr w:type="spellStart"/>
+      <w:r>
+        <w:rPr>
+          <w:rFonts w:ascii="Times New Roman" w:hAnsi="Times New Roman" w:cs="Times New Roman"/>
+          <w:sz w:val="28"/>
+          <w:szCs w:val="28"/>
+        </w:rPr>
+        <w:t>Read</w:t>
+      </w:r>
+      <w:proofErr w:type="spellEnd"/>
+      <w:r>
+        <w:rPr>
+          <w:rFonts w:ascii="Times New Roman" w:hAnsi="Times New Roman" w:cs="Times New Roman"/>
+          <w:sz w:val="28"/>
+          <w:szCs w:val="28"/>
+        </w:rPr>
+        <w:t xml:space="preserve"> </w:t>
+      </w:r>
+      <w:proofErr w:type="spellStart"/>
+      <w:r>
+        <w:rPr>
+          <w:rFonts w:ascii="Times New Roman" w:hAnsi="Times New Roman" w:cs="Times New Roman"/>
+          <w:sz w:val="28"/>
+          <w:szCs w:val="28"/>
+        </w:rPr>
+        <w:t>the</w:t>
+      </w:r>
+      <w:proofErr w:type="spellEnd"/>
+      <w:r>
+        <w:rPr>
+          <w:rFonts w:ascii="Times New Roman" w:hAnsi="Times New Roman" w:cs="Times New Roman"/>
+          <w:sz w:val="28"/>
+          <w:szCs w:val="28"/>
+        </w:rPr>
+        <w:t xml:space="preserve"> </w:t>
+      </w:r>
+      <w:proofErr w:type="spellStart"/>
+      <w:r>
+        <w:rPr>
+          <w:rFonts w:ascii="Times New Roman" w:hAnsi="Times New Roman" w:cs="Times New Roman"/>
+          <w:sz w:val="28"/>
+          <w:szCs w:val="28"/>
+        </w:rPr>
+        <w:t>Docs</w:t>
+      </w:r>
+      <w:proofErr w:type="spellEnd"/>
+      <w:r>
+        <w:rPr>
+          <w:rFonts w:ascii="Times New Roman" w:hAnsi="Times New Roman" w:cs="Times New Roman"/>
+          <w:sz w:val="28"/>
+          <w:szCs w:val="28"/>
+        </w:rPr>
+        <w:t xml:space="preserve">. – 2026. – URL: </w:t>
+      </w:r>
+      <w:hyperlink r:id="rId35" w:history="1">
+        <w:r>
+          <w:rPr>
+            <w:rStyle w:val="af0"/>
+            <w:rFonts w:ascii="Times New Roman" w:hAnsi="Times New Roman" w:cs="Times New Roman"/>
+            <w:sz w:val="28"/>
+            <w:szCs w:val="28"/>
           </w:rPr>
           <w:t>https://pytest-docs-ru.readthedocs.io/ru/latest/index.html</w:t>
         </w:r>
       </w:hyperlink>
       <w:r>
         <w:rPr>
-          <w:lang w:eastAsia="en-US"/>
-        </w:rPr>
-        <w:t> (дата обращения: 17.05.2026).</w:t>
-      </w:r>
-    </w:p>
-    <w:p>
-      <w:pPr>
+          <w:rFonts w:ascii="Times New Roman" w:hAnsi="Times New Roman" w:cs="Times New Roman"/>
+          <w:sz w:val="28"/>
+          <w:szCs w:val="28"/>
+        </w:rPr>
+        <w:t xml:space="preserve"> (дата обращения: 17.05.2026).</w:t>
+      </w:r>
+    </w:p>
+    <w:p>
+      <w:pPr>
+        <w:pStyle w:val="a7"/>
         <w:numPr>
           <w:ilvl w:val="0"/>
-          <w:numId w:val="5"/>
+          <w:numId w:val="16"/>
         </w:numPr>
-        <w:ind w:left="0" w:firstLine="720"/>
-        <w:rPr>
-          <w:lang w:eastAsia="en-US"/>
-        </w:rPr>
-      </w:pPr>
-      <w:proofErr w:type="spellStart"/>
-      <w:r>
-        <w:rPr>
-          <w:lang w:eastAsia="en-US"/>
-        </w:rPr>
-        <w:t>Хабр</w:t>
-      </w:r>
-      <w:proofErr w:type="spellEnd"/>
-      <w:r>
-        <w:rPr>
-          <w:lang w:eastAsia="en-US"/>
-        </w:rPr>
-        <w:t xml:space="preserve">. Пишем веб сервис на Python с помощью </w:t>
-      </w:r>
-      <w:proofErr w:type="spellStart"/>
-      <w:r>
-        <w:rPr>
-          <w:lang w:eastAsia="en-US"/>
-        </w:rPr>
-        <w:t>FastAPI</w:t>
-      </w:r>
-      <w:proofErr w:type="spellEnd"/>
-      <w:r>
-        <w:rPr>
-          <w:lang w:eastAsia="en-US"/>
+        <w:spacing w:after="0" w:line="360" w:lineRule="auto"/>
+        <w:ind w:left="0" w:firstLine="709"/>
+        <w:rPr>
+          <w:rFonts w:ascii="Times New Roman" w:hAnsi="Times New Roman" w:cs="Times New Roman"/>
+          <w:sz w:val="28"/>
+          <w:szCs w:val="28"/>
+        </w:rPr>
+      </w:pPr>
+      <w:proofErr w:type="spellStart"/>
+      <w:r>
+        <w:rPr>
+          <w:rFonts w:ascii="Times New Roman" w:hAnsi="Times New Roman" w:cs="Times New Roman"/>
+          <w:sz w:val="28"/>
+          <w:szCs w:val="28"/>
+        </w:rPr>
+        <w:t>SQLAlchemy</w:t>
+      </w:r>
+      <w:proofErr w:type="spellEnd"/>
+      <w:r>
+        <w:rPr>
+          <w:rFonts w:ascii="Times New Roman" w:hAnsi="Times New Roman" w:cs="Times New Roman"/>
+          <w:sz w:val="28"/>
+          <w:szCs w:val="28"/>
+        </w:rPr>
+        <w:t xml:space="preserve">. Документация </w:t>
+      </w:r>
+      <w:proofErr w:type="spellStart"/>
+      <w:r>
+        <w:rPr>
+          <w:rFonts w:ascii="Times New Roman" w:hAnsi="Times New Roman" w:cs="Times New Roman"/>
+          <w:sz w:val="28"/>
+          <w:szCs w:val="28"/>
+        </w:rPr>
+        <w:t>SQLAlchemy</w:t>
+      </w:r>
+      <w:proofErr w:type="spellEnd"/>
+      <w:r>
+        <w:rPr>
+          <w:rFonts w:ascii="Times New Roman" w:hAnsi="Times New Roman" w:cs="Times New Roman"/>
+          <w:sz w:val="28"/>
+          <w:szCs w:val="28"/>
         </w:rPr>
         <w:t xml:space="preserve"> [Электронный ресурс] // </w:t>
       </w:r>
       <w:proofErr w:type="spellStart"/>
       <w:r>
         <w:rPr>
-          <w:lang w:eastAsia="en-US"/>
-        </w:rPr>
-        <w:t>Habr</w:t>
-      </w:r>
-      <w:proofErr w:type="spellEnd"/>
-      <w:r>
-        <w:rPr>
-          <w:lang w:eastAsia="en-US"/>
-        </w:rPr>
-        <w:t>. – 2020. – 4 августа. – URL: </w:t>
-      </w:r>
-      <w:hyperlink r:id="rId36" w:tgtFrame="_blank" w:history="1">
+          <w:rFonts w:ascii="Times New Roman" w:hAnsi="Times New Roman" w:cs="Times New Roman"/>
+          <w:sz w:val="28"/>
+          <w:szCs w:val="28"/>
+        </w:rPr>
+        <w:t>SQLAlchemy</w:t>
+      </w:r>
+      <w:proofErr w:type="spellEnd"/>
+      <w:r>
+        <w:rPr>
+          <w:rFonts w:ascii="Times New Roman" w:hAnsi="Times New Roman" w:cs="Times New Roman"/>
+          <w:sz w:val="28"/>
+          <w:szCs w:val="28"/>
+        </w:rPr>
+        <w:t xml:space="preserve">. – 2025. – URL: </w:t>
+      </w:r>
+      <w:hyperlink r:id="rId36" w:history="1">
         <w:r>
           <w:rPr>
             <w:rStyle w:val="af0"/>
-            <w:lang w:eastAsia="en-US"/>
+            <w:rFonts w:ascii="Times New Roman" w:hAnsi="Times New Roman" w:cs="Times New Roman"/>
+            <w:sz w:val="28"/>
+            <w:szCs w:val="28"/>
+          </w:rPr>
+          <w:t>https://docs.sqlalchemy.org/</w:t>
+        </w:r>
+      </w:hyperlink>
+      <w:r>
+        <w:rPr>
+          <w:rFonts w:ascii="Times New Roman" w:hAnsi="Times New Roman" w:cs="Times New Roman"/>
+          <w:sz w:val="28"/>
+          <w:szCs w:val="28"/>
+        </w:rPr>
+        <w:t xml:space="preserve"> (дата обращения: 25.05.2026).</w:t>
+      </w:r>
+    </w:p>
+    <w:p>
+      <w:pPr>
+        <w:pStyle w:val="a7"/>
+        <w:numPr>
+          <w:ilvl w:val="0"/>
+          <w:numId w:val="16"/>
+        </w:numPr>
+        <w:spacing w:after="0" w:line="360" w:lineRule="auto"/>
+        <w:ind w:left="0" w:firstLine="709"/>
+        <w:rPr>
+          <w:rFonts w:ascii="Times New Roman" w:hAnsi="Times New Roman" w:cs="Times New Roman"/>
+          <w:sz w:val="28"/>
+          <w:szCs w:val="28"/>
+        </w:rPr>
+      </w:pPr>
+      <w:proofErr w:type="spellStart"/>
+      <w:r>
+        <w:rPr>
+          <w:rFonts w:ascii="Times New Roman" w:hAnsi="Times New Roman" w:cs="Times New Roman"/>
+          <w:sz w:val="28"/>
+          <w:szCs w:val="28"/>
+        </w:rPr>
+        <w:t>TAdviser</w:t>
+      </w:r>
+      <w:proofErr w:type="spellEnd"/>
+      <w:r>
+        <w:rPr>
+          <w:rFonts w:ascii="Times New Roman" w:hAnsi="Times New Roman" w:cs="Times New Roman"/>
+          <w:sz w:val="28"/>
+          <w:szCs w:val="28"/>
+        </w:rPr>
+        <w:t xml:space="preserve">. Российский рынок ИТ: аналитика, рейтинги, новости [Электронный ресурс] // </w:t>
+      </w:r>
+      <w:proofErr w:type="spellStart"/>
+      <w:r>
+        <w:rPr>
+          <w:rFonts w:ascii="Times New Roman" w:hAnsi="Times New Roman" w:cs="Times New Roman"/>
+          <w:sz w:val="28"/>
+          <w:szCs w:val="28"/>
+        </w:rPr>
+        <w:t>TAdviser</w:t>
+      </w:r>
+      <w:proofErr w:type="spellEnd"/>
+      <w:r>
+        <w:rPr>
+          <w:rFonts w:ascii="Times New Roman" w:hAnsi="Times New Roman" w:cs="Times New Roman"/>
+          <w:sz w:val="28"/>
+          <w:szCs w:val="28"/>
+        </w:rPr>
+        <w:t xml:space="preserve">. – URL: </w:t>
+      </w:r>
+      <w:hyperlink r:id="rId37" w:history="1">
+        <w:r>
+          <w:rPr>
+            <w:rStyle w:val="af0"/>
+            <w:rFonts w:ascii="Times New Roman" w:hAnsi="Times New Roman" w:cs="Times New Roman"/>
+            <w:sz w:val="28"/>
+            <w:szCs w:val="28"/>
+          </w:rPr>
+          <w:t>https://www.tadviser.ru/</w:t>
+        </w:r>
+      </w:hyperlink>
+      <w:r>
+        <w:rPr>
+          <w:rFonts w:ascii="Times New Roman" w:hAnsi="Times New Roman" w:cs="Times New Roman"/>
+          <w:sz w:val="28"/>
+          <w:szCs w:val="28"/>
+        </w:rPr>
+        <w:t xml:space="preserve"> (дата обращения: 14.04.2026).</w:t>
+      </w:r>
+    </w:p>
+    <w:p>
+      <w:pPr>
+        <w:pStyle w:val="a7"/>
+        <w:numPr>
+          <w:ilvl w:val="0"/>
+          <w:numId w:val="16"/>
+        </w:numPr>
+        <w:spacing w:after="0" w:line="360" w:lineRule="auto"/>
+        <w:ind w:left="0" w:firstLine="709"/>
+        <w:rPr>
+          <w:rFonts w:ascii="Times New Roman" w:hAnsi="Times New Roman" w:cs="Times New Roman"/>
+          <w:sz w:val="28"/>
+          <w:szCs w:val="28"/>
+        </w:rPr>
+      </w:pPr>
+      <w:proofErr w:type="spellStart"/>
+      <w:r>
+        <w:rPr>
+          <w:rFonts w:ascii="Times New Roman" w:hAnsi="Times New Roman" w:cs="Times New Roman"/>
+          <w:sz w:val="28"/>
+          <w:szCs w:val="28"/>
+        </w:rPr>
+        <w:t>Timeweb</w:t>
+      </w:r>
+      <w:proofErr w:type="spellEnd"/>
+      <w:r>
+        <w:rPr>
+          <w:rFonts w:ascii="Times New Roman" w:hAnsi="Times New Roman" w:cs="Times New Roman"/>
+          <w:sz w:val="28"/>
+          <w:szCs w:val="28"/>
+        </w:rPr>
+        <w:t xml:space="preserve"> </w:t>
+      </w:r>
+      <w:proofErr w:type="spellStart"/>
+      <w:r>
+        <w:rPr>
+          <w:rFonts w:ascii="Times New Roman" w:hAnsi="Times New Roman" w:cs="Times New Roman"/>
+          <w:sz w:val="28"/>
+          <w:szCs w:val="28"/>
+        </w:rPr>
+        <w:t>Cloud</w:t>
+      </w:r>
+      <w:proofErr w:type="spellEnd"/>
+      <w:r>
+        <w:rPr>
+          <w:rFonts w:ascii="Times New Roman" w:hAnsi="Times New Roman" w:cs="Times New Roman"/>
+          <w:sz w:val="28"/>
+          <w:szCs w:val="28"/>
+        </w:rPr>
+        <w:t xml:space="preserve">. Гайд по использованию </w:t>
+      </w:r>
+      <w:proofErr w:type="spellStart"/>
+      <w:r>
+        <w:rPr>
+          <w:rFonts w:ascii="Times New Roman" w:hAnsi="Times New Roman" w:cs="Times New Roman"/>
+          <w:sz w:val="28"/>
+          <w:szCs w:val="28"/>
+        </w:rPr>
+        <w:t>enum</w:t>
+      </w:r>
+      <w:proofErr w:type="spellEnd"/>
+      <w:r>
+        <w:rPr>
+          <w:rFonts w:ascii="Times New Roman" w:hAnsi="Times New Roman" w:cs="Times New Roman"/>
+          <w:sz w:val="28"/>
+          <w:szCs w:val="28"/>
+        </w:rPr>
+        <w:t xml:space="preserve"> в Python [Электронный ресурс] // </w:t>
+      </w:r>
+      <w:proofErr w:type="spellStart"/>
+      <w:r>
+        <w:rPr>
+          <w:rFonts w:ascii="Times New Roman" w:hAnsi="Times New Roman" w:cs="Times New Roman"/>
+          <w:sz w:val="28"/>
+          <w:szCs w:val="28"/>
+        </w:rPr>
+        <w:t>Habr</w:t>
+      </w:r>
+      <w:proofErr w:type="spellEnd"/>
+      <w:r>
+        <w:rPr>
+          <w:rFonts w:ascii="Times New Roman" w:hAnsi="Times New Roman" w:cs="Times New Roman"/>
+          <w:sz w:val="28"/>
+          <w:szCs w:val="28"/>
+        </w:rPr>
+        <w:t xml:space="preserve">. – 03.08.2021. – URL: </w:t>
+      </w:r>
+      <w:hyperlink r:id="rId38" w:history="1">
+        <w:r>
+          <w:rPr>
+            <w:rStyle w:val="af0"/>
+            <w:rFonts w:ascii="Times New Roman" w:hAnsi="Times New Roman" w:cs="Times New Roman"/>
+            <w:sz w:val="28"/>
+            <w:szCs w:val="28"/>
+          </w:rPr>
+          <w:t>https://habr.com/ru/companies/timeweb/articles/564826/</w:t>
+        </w:r>
+      </w:hyperlink>
+      <w:r>
+        <w:rPr>
+          <w:rFonts w:ascii="Times New Roman" w:hAnsi="Times New Roman" w:cs="Times New Roman"/>
+          <w:sz w:val="28"/>
+          <w:szCs w:val="28"/>
+        </w:rPr>
+        <w:t xml:space="preserve"> (дата обращения: 13.04.2026).</w:t>
+      </w:r>
+    </w:p>
+    <w:p>
+      <w:pPr>
+        <w:pStyle w:val="a7"/>
+        <w:numPr>
+          <w:ilvl w:val="0"/>
+          <w:numId w:val="16"/>
+        </w:numPr>
+        <w:spacing w:after="0" w:line="360" w:lineRule="auto"/>
+        <w:ind w:left="0" w:firstLine="709"/>
+        <w:rPr>
+          <w:rFonts w:ascii="Times New Roman" w:hAnsi="Times New Roman" w:cs="Times New Roman"/>
+          <w:sz w:val="28"/>
+          <w:szCs w:val="28"/>
+        </w:rPr>
+      </w:pPr>
+      <w:proofErr w:type="spellStart"/>
+      <w:r>
+        <w:rPr>
+          <w:rFonts w:ascii="Times New Roman" w:hAnsi="Times New Roman" w:cs="Times New Roman"/>
+          <w:sz w:val="28"/>
+          <w:szCs w:val="28"/>
+        </w:rPr>
+        <w:t>Хабр</w:t>
+      </w:r>
+      <w:proofErr w:type="spellEnd"/>
+      <w:r>
+        <w:rPr>
+          <w:rFonts w:ascii="Times New Roman" w:hAnsi="Times New Roman" w:cs="Times New Roman"/>
+          <w:sz w:val="28"/>
+          <w:szCs w:val="28"/>
+        </w:rPr>
+        <w:t xml:space="preserve">. Пишем веб сервис на Python с помощью </w:t>
+      </w:r>
+      <w:proofErr w:type="spellStart"/>
+      <w:r>
+        <w:rPr>
+          <w:rFonts w:ascii="Times New Roman" w:hAnsi="Times New Roman" w:cs="Times New Roman"/>
+          <w:sz w:val="28"/>
+          <w:szCs w:val="28"/>
+        </w:rPr>
+        <w:t>FastAPI</w:t>
+      </w:r>
+      <w:proofErr w:type="spellEnd"/>
+      <w:r>
+        <w:rPr>
+          <w:rFonts w:ascii="Times New Roman" w:hAnsi="Times New Roman" w:cs="Times New Roman"/>
+          <w:sz w:val="28"/>
+          <w:szCs w:val="28"/>
+        </w:rPr>
+        <w:t xml:space="preserve"> [Электронный ресурс] // </w:t>
+      </w:r>
+      <w:proofErr w:type="spellStart"/>
+      <w:r>
+        <w:rPr>
+          <w:rFonts w:ascii="Times New Roman" w:hAnsi="Times New Roman" w:cs="Times New Roman"/>
+          <w:sz w:val="28"/>
+          <w:szCs w:val="28"/>
+        </w:rPr>
+        <w:t>Habr</w:t>
+      </w:r>
+      <w:proofErr w:type="spellEnd"/>
+      <w:r>
+        <w:rPr>
+          <w:rFonts w:ascii="Times New Roman" w:hAnsi="Times New Roman" w:cs="Times New Roman"/>
+          <w:sz w:val="28"/>
+          <w:szCs w:val="28"/>
+        </w:rPr>
+        <w:t xml:space="preserve">. – 2020. – 4 августа. – URL: </w:t>
+      </w:r>
+      <w:hyperlink r:id="rId39" w:history="1">
+        <w:r>
+          <w:rPr>
+            <w:rStyle w:val="af0"/>
+            <w:rFonts w:ascii="Times New Roman" w:hAnsi="Times New Roman" w:cs="Times New Roman"/>
+            <w:sz w:val="28"/>
+            <w:szCs w:val="28"/>
           </w:rPr>
           <w:t>https://habr.com/ru/articles/513328/</w:t>
         </w:r>
       </w:hyperlink>
       <w:r>
         <w:rPr>
+          <w:rFonts w:ascii="Times New Roman" w:hAnsi="Times New Roman" w:cs="Times New Roman"/>
+          <w:sz w:val="28"/>
+          <w:szCs w:val="28"/>
+        </w:rPr>
+        <w:t xml:space="preserve"> (дата обращения: 12.05.2026). – Раздел «Тестирование» содержит описание использования </w:t>
+      </w:r>
+      <w:proofErr w:type="spellStart"/>
+      <w:r>
+        <w:rPr>
+          <w:rFonts w:ascii="Times New Roman" w:hAnsi="Times New Roman" w:cs="Times New Roman"/>
+          <w:sz w:val="28"/>
+          <w:szCs w:val="28"/>
+        </w:rPr>
+        <w:t>TestClient</w:t>
+      </w:r>
+      <w:proofErr w:type="spellEnd"/>
+      <w:r>
+        <w:rPr>
+          <w:rFonts w:ascii="Times New Roman" w:hAnsi="Times New Roman" w:cs="Times New Roman"/>
+          <w:sz w:val="28"/>
+          <w:szCs w:val="28"/>
+        </w:rPr>
+        <w:t>.</w:t>
+      </w:r>
+    </w:p>
+    <w:p>
+      <w:pPr>
+        <w:pStyle w:val="a7"/>
+        <w:numPr>
+          <w:ilvl w:val="0"/>
+          <w:numId w:val="16"/>
+        </w:numPr>
+        <w:spacing w:after="0" w:line="360" w:lineRule="auto"/>
+        <w:ind w:left="0" w:firstLine="709"/>
+        <w:rPr>
+          <w:rFonts w:ascii="Times New Roman" w:hAnsi="Times New Roman" w:cs="Times New Roman"/>
+          <w:sz w:val="28"/>
+          <w:szCs w:val="28"/>
+        </w:rPr>
+      </w:pPr>
+      <w:proofErr w:type="spellStart"/>
+      <w:r>
+        <w:rPr>
+          <w:rFonts w:ascii="Times New Roman" w:hAnsi="Times New Roman" w:cs="Times New Roman"/>
+          <w:sz w:val="28"/>
+          <w:szCs w:val="28"/>
+        </w:rPr>
+        <w:t>Хабр</w:t>
+      </w:r>
+      <w:proofErr w:type="spellEnd"/>
+      <w:r>
+        <w:rPr>
+          <w:rFonts w:ascii="Times New Roman" w:hAnsi="Times New Roman" w:cs="Times New Roman"/>
+          <w:sz w:val="28"/>
+          <w:szCs w:val="28"/>
+        </w:rPr>
+        <w:t xml:space="preserve">. Работа с </w:t>
+      </w:r>
+      <w:proofErr w:type="spellStart"/>
+      <w:r>
+        <w:rPr>
+          <w:rFonts w:ascii="Times New Roman" w:hAnsi="Times New Roman" w:cs="Times New Roman"/>
+          <w:sz w:val="28"/>
+          <w:szCs w:val="28"/>
+        </w:rPr>
+        <w:t>SQLite</w:t>
+      </w:r>
+      <w:proofErr w:type="spellEnd"/>
+      <w:r>
+        <w:rPr>
+          <w:rFonts w:ascii="Times New Roman" w:hAnsi="Times New Roman" w:cs="Times New Roman"/>
+          <w:sz w:val="28"/>
+          <w:szCs w:val="28"/>
+        </w:rPr>
+        <w:t xml:space="preserve"> в Python (для чайников) [Электронный ресурс] // </w:t>
+      </w:r>
+      <w:proofErr w:type="spellStart"/>
+      <w:r>
+        <w:rPr>
+          <w:rFonts w:ascii="Times New Roman" w:hAnsi="Times New Roman" w:cs="Times New Roman"/>
+          <w:sz w:val="28"/>
+          <w:szCs w:val="28"/>
+        </w:rPr>
+        <w:t>Habr</w:t>
+      </w:r>
+      <w:proofErr w:type="spellEnd"/>
+      <w:r>
+        <w:rPr>
+          <w:rFonts w:ascii="Times New Roman" w:hAnsi="Times New Roman" w:cs="Times New Roman"/>
+          <w:sz w:val="28"/>
+          <w:szCs w:val="28"/>
+        </w:rPr>
+        <w:t xml:space="preserve">. – 14.08.2023. – URL: </w:t>
+      </w:r>
+      <w:hyperlink r:id="rId40" w:history="1">
+        <w:r>
+          <w:rPr>
+            <w:rStyle w:val="af0"/>
+            <w:rFonts w:ascii="Times New Roman" w:hAnsi="Times New Roman" w:cs="Times New Roman"/>
+            <w:sz w:val="28"/>
+            <w:szCs w:val="28"/>
+          </w:rPr>
+          <w:t>https://habr.com/ru/articles/754400/</w:t>
+        </w:r>
+      </w:hyperlink>
+      <w:r>
+        <w:rPr>
+          <w:rFonts w:ascii="Times New Roman" w:hAnsi="Times New Roman" w:cs="Times New Roman"/>
+          <w:sz w:val="28"/>
+          <w:szCs w:val="28"/>
+        </w:rPr>
+        <w:t xml:space="preserve"> (дата обращения: 13.04.2026).</w:t>
+      </w:r>
+    </w:p>
+    <w:p>
+      <w:pPr>
+        <w:pStyle w:val="a7"/>
+        <w:numPr>
+          <w:ilvl w:val="0"/>
+          <w:numId w:val="16"/>
+        </w:numPr>
+        <w:spacing w:after="0" w:line="360" w:lineRule="auto"/>
+        <w:ind w:left="0" w:firstLine="709"/>
+        <w:rPr>
+          <w:rFonts w:ascii="Times New Roman" w:hAnsi="Times New Roman" w:cs="Times New Roman"/>
+          <w:sz w:val="28"/>
+          <w:szCs w:val="28"/>
+        </w:rPr>
+      </w:pPr>
+      <w:proofErr w:type="spellStart"/>
+      <w:r>
+        <w:rPr>
+          <w:rFonts w:ascii="Times New Roman" w:hAnsi="Times New Roman" w:cs="Times New Roman"/>
+          <w:sz w:val="28"/>
+          <w:szCs w:val="28"/>
+        </w:rPr>
+        <w:t>Хабр</w:t>
+      </w:r>
+      <w:proofErr w:type="spellEnd"/>
+      <w:r>
+        <w:rPr>
+          <w:rFonts w:ascii="Times New Roman" w:hAnsi="Times New Roman" w:cs="Times New Roman"/>
+          <w:sz w:val="28"/>
+          <w:szCs w:val="28"/>
+        </w:rPr>
+        <w:t xml:space="preserve">. </w:t>
+      </w:r>
+      <w:proofErr w:type="spellStart"/>
+      <w:r>
+        <w:rPr>
+          <w:rFonts w:ascii="Times New Roman" w:hAnsi="Times New Roman" w:cs="Times New Roman"/>
+          <w:sz w:val="28"/>
+          <w:szCs w:val="28"/>
+        </w:rPr>
+        <w:t>SQLAlchemy</w:t>
+      </w:r>
+      <w:proofErr w:type="spellEnd"/>
+      <w:r>
+        <w:rPr>
+          <w:rFonts w:ascii="Times New Roman" w:hAnsi="Times New Roman" w:cs="Times New Roman"/>
+          <w:sz w:val="28"/>
+          <w:szCs w:val="28"/>
+        </w:rPr>
+        <w:t xml:space="preserve"> 2.0 для новичков [Электронный ресурс] // </w:t>
+      </w:r>
+      <w:proofErr w:type="spellStart"/>
+      <w:r>
+        <w:rPr>
+          <w:rFonts w:ascii="Times New Roman" w:hAnsi="Times New Roman" w:cs="Times New Roman"/>
+          <w:sz w:val="28"/>
+          <w:szCs w:val="28"/>
+        </w:rPr>
+        <w:t>Habr</w:t>
+      </w:r>
+      <w:proofErr w:type="spellEnd"/>
+      <w:r>
+        <w:rPr>
+          <w:rFonts w:ascii="Times New Roman" w:hAnsi="Times New Roman" w:cs="Times New Roman"/>
+          <w:sz w:val="28"/>
+          <w:szCs w:val="28"/>
+        </w:rPr>
+        <w:t xml:space="preserve">. – 06.10.2024. – URL: </w:t>
+      </w:r>
+      <w:hyperlink r:id="rId41" w:history="1">
+        <w:r>
+          <w:rPr>
+            <w:rStyle w:val="af0"/>
+            <w:rFonts w:ascii="Times New Roman" w:hAnsi="Times New Roman" w:cs="Times New Roman"/>
+            <w:sz w:val="28"/>
+            <w:szCs w:val="28"/>
+          </w:rPr>
+          <w:t>https://habr.com/ru/articles/848592/</w:t>
+        </w:r>
+      </w:hyperlink>
+      <w:r>
+        <w:rPr>
+          <w:rFonts w:ascii="Times New Roman" w:hAnsi="Times New Roman" w:cs="Times New Roman"/>
+          <w:sz w:val="28"/>
+          <w:szCs w:val="28"/>
+        </w:rPr>
+        <w:t xml:space="preserve"> (дата обращения: 13.04.2026).</w:t>
+      </w:r>
+    </w:p>
+    <w:p>
+      <w:pPr>
+        <w:spacing w:after="160" w:line="278" w:lineRule="auto"/>
+        <w:ind w:firstLine="0"/>
+        <w:jc w:val="left"/>
+        <w:rPr>
+          <w:rFonts w:eastAsiaTheme="minorHAnsi"/>
+          <w:color w:val="auto"/>
+          <w:kern w:val="2"/>
+          <w:szCs w:val="28"/>
           <w:lang w:eastAsia="en-US"/>
-        </w:rPr>
-        <w:t> (дата обращения: 1</w:t>
-      </w:r>
-      <w:r>
-        <w:rPr>
-          <w:lang w:eastAsia="en-US"/>
-        </w:rPr>
-        <w:t>2</w:t>
-      </w:r>
-      <w:r>
-        <w:rPr>
-          <w:lang w:eastAsia="en-US"/>
-        </w:rPr>
-        <w:t>.05.2026). – Раздел «Тестирование» содержит описание использования </w:t>
-      </w:r>
-      <w:proofErr w:type="spellStart"/>
-      <w:r>
-        <w:rPr>
-          <w:lang w:eastAsia="en-US"/>
-        </w:rPr>
-        <w:t>TestClient</w:t>
-      </w:r>
-      <w:proofErr w:type="spellEnd"/>
-      <w:r>
-        <w:rPr>
-          <w:lang w:eastAsia="en-US"/>
-        </w:rPr>
-        <w:t xml:space="preserve"> для тестирования </w:t>
-      </w:r>
-      <w:proofErr w:type="spellStart"/>
-      <w:r>
-        <w:rPr>
-          <w:lang w:eastAsia="en-US"/>
-        </w:rPr>
-        <w:t>эндпоинтов</w:t>
-      </w:r>
-      <w:proofErr w:type="spellEnd"/>
-      <w:r>
-        <w:rPr>
-          <w:lang w:eastAsia="en-US"/>
-        </w:rPr>
-        <w:t xml:space="preserve"> </w:t>
-      </w:r>
-      <w:proofErr w:type="spellStart"/>
-      <w:r>
-        <w:rPr>
-          <w:lang w:eastAsia="en-US"/>
-        </w:rPr>
-        <w:t>FastAPI</w:t>
-      </w:r>
-      <w:proofErr w:type="spellEnd"/>
-      <w:r>
-        <w:rPr>
-          <w:lang w:eastAsia="en-US"/>
-        </w:rPr>
-        <w:t>.</w:t>
-      </w:r>
-      <w:r>
-        <w:rPr>
-          <w:lang w:eastAsia="en-US"/>
+          <w14:ligatures w14:val="standardContextual"/>
+        </w:rPr>
+      </w:pPr>
+      <w:r>
+        <w:rPr>
+          <w:szCs w:val="28"/>
         </w:rPr>
         <w:br w:type="page"/>
       </w:r>
@@ -16999,6 +17661,7 @@
           <w:color w:val="auto"/>
           <w:sz w:val="24"/>
           <w:szCs w:val="24"/>
+          <w:lang w:val="en-US"/>
         </w:rPr>
       </w:pPr>
       <w:r>
@@ -17027,6 +17690,7 @@
           <w:rFonts w:ascii="Courier New" w:hAnsi="Courier New" w:cs="Courier New"/>
           <w:sz w:val="20"/>
           <w:szCs w:val="20"/>
+          <w:lang w:val="en-US"/>
         </w:rPr>
         <w:t xml:space="preserve"> </w:t>
       </w:r>
@@ -17040,16 +17704,15 @@
         </w:rPr>
         <w:t>db</w:t>
       </w:r>
-      <w:proofErr w:type="spellEnd"/>
-      <w:r>
-        <w:rPr>
-          <w:rFonts w:ascii="Courier New" w:hAnsi="Courier New" w:cs="Courier New"/>
-          <w:sz w:val="20"/>
-          <w:szCs w:val="20"/>
+      <w:r>
+        <w:rPr>
+          <w:rFonts w:ascii="Courier New" w:hAnsi="Courier New" w:cs="Courier New"/>
+          <w:sz w:val="20"/>
+          <w:szCs w:val="20"/>
+          <w:lang w:val="en-US"/>
         </w:rPr>
         <w:t>_</w:t>
       </w:r>
-      <w:proofErr w:type="spellStart"/>
       <w:r>
         <w:rPr>
           <w:rFonts w:ascii="Courier New" w:hAnsi="Courier New" w:cs="Courier New"/>
@@ -19025,7 +19688,6 @@
           <w:b/>
           <w:bCs/>
           <w:szCs w:val="28"/>
-          <w:lang w:val="en-US"/>
         </w:rPr>
       </w:pPr>
       <w:r>
@@ -19041,7 +19703,6 @@
           <w:b/>
           <w:bCs/>
           <w:szCs w:val="28"/>
-          <w:lang w:val="en-US"/>
         </w:rPr>
         <w:t xml:space="preserve"> </w:t>
       </w:r>
@@ -19058,7 +19719,6 @@
           <w:b/>
           <w:bCs/>
           <w:szCs w:val="28"/>
-          <w:lang w:val="en-US"/>
         </w:rPr>
         <w:t xml:space="preserve"> </w:t>
       </w:r>
@@ -19075,7 +19735,6 @@
           <w:b/>
           <w:bCs/>
           <w:szCs w:val="28"/>
-          <w:lang w:val="en-US"/>
         </w:rPr>
         <w:t xml:space="preserve"> (</w:t>
       </w:r>
@@ -19093,7 +19752,6 @@
           <w:b/>
           <w:bCs/>
           <w:szCs w:val="28"/>
-          <w:lang w:val="en-US"/>
         </w:rPr>
         <w:t>.</w:t>
       </w:r>
@@ -19113,7 +19771,6 @@
           <w:b/>
           <w:bCs/>
           <w:szCs w:val="28"/>
-          <w:lang w:val="en-US"/>
         </w:rPr>
         <w:t>)</w:t>
       </w:r>
@@ -21873,22 +22530,22 @@
         <w:rPr>
           <w:b/>
           <w:bCs/>
-          <w:lang w:val="en-US" w:eastAsia="en-US"/>
-        </w:rPr>
-      </w:pPr>
-      <w:r>
-        <w:rPr>
-          <w:b/>
-          <w:bCs/>
           <w:lang w:eastAsia="en-US"/>
         </w:rPr>
+      </w:pPr>
+      <w:r>
+        <w:rPr>
+          <w:b/>
+          <w:bCs/>
+          <w:lang w:eastAsia="en-US"/>
+        </w:rPr>
         <w:t>Приложение</w:t>
       </w:r>
       <w:r>
         <w:rPr>
           <w:b/>
           <w:bCs/>
-          <w:lang w:val="en-US" w:eastAsia="en-US"/>
+          <w:lang w:eastAsia="en-US"/>
         </w:rPr>
         <w:t xml:space="preserve"> </w:t>
       </w:r>
@@ -21908,7 +22565,6 @@
           <w:b/>
           <w:bCs/>
           <w:szCs w:val="28"/>
-          <w:lang w:val="en-US"/>
         </w:rPr>
       </w:pPr>
       <w:r>
@@ -21924,7 +22580,6 @@
           <w:b/>
           <w:bCs/>
           <w:szCs w:val="28"/>
-          <w:lang w:val="en-US"/>
         </w:rPr>
         <w:t xml:space="preserve"> </w:t>
       </w:r>
@@ -21941,7 +22596,6 @@
           <w:b/>
           <w:bCs/>
           <w:szCs w:val="28"/>
-          <w:lang w:val="en-US"/>
         </w:rPr>
         <w:t xml:space="preserve"> </w:t>
       </w:r>
@@ -21964,7 +22618,6 @@
           <w:rFonts w:ascii="Courier New" w:hAnsi="Courier New" w:cs="Courier New"/>
           <w:sz w:val="20"/>
           <w:szCs w:val="20"/>
-          <w:lang w:val="en-US"/>
         </w:rPr>
       </w:pPr>
       <w:r>
@@ -21984,7 +22637,6 @@
           <w:rFonts w:ascii="Courier New" w:hAnsi="Courier New" w:cs="Courier New"/>
           <w:sz w:val="20"/>
           <w:szCs w:val="20"/>
-          <w:lang w:val="en-US"/>
         </w:rPr>
         <w:t xml:space="preserve"> </w:t>
       </w:r>
@@ -22008,7 +22660,6 @@
           <w:color w:val="000080"/>
           <w:sz w:val="20"/>
           <w:szCs w:val="20"/>
-          <w:lang w:val="en-US"/>
         </w:rPr>
         <w:t>(</w:t>
       </w:r>
@@ -22030,7 +22681,6 @@
           <w:color w:val="000080"/>
           <w:sz w:val="20"/>
           <w:szCs w:val="20"/>
-          <w:lang w:val="en-US"/>
         </w:rPr>
         <w:t>):</w:t>
       </w:r>
@@ -22053,7 +22703,6 @@
           <w:rFonts w:ascii="Courier New" w:hAnsi="Courier New" w:cs="Courier New"/>
           <w:sz w:val="20"/>
           <w:szCs w:val="20"/>
-          <w:lang w:val="en-US"/>
         </w:rPr>
         <w:t xml:space="preserve">    </w:t>
       </w:r>
@@ -28784,7 +29433,7 @@
       </w:pPr>
     </w:p>
     <w:sectPr>
-      <w:footerReference w:type="default" r:id="rId37"/>
+      <w:footerReference w:type="default" r:id="rId42"/>
       <w:pgSz w:w="11906" w:h="16838"/>
       <w:pgMar w:top="1134" w:right="567" w:bottom="1134" w:left="1701" w:header="709" w:footer="709" w:gutter="0"/>
       <w:cols w:space="708"/>
@@ -29039,6 +29688,119 @@
     </w:lvl>
   </w:abstractNum>
   <w:abstractNum w:abstractNumId="1" w15:restartNumberingAfterBreak="0">
+    <w:nsid w:val="09412F67"/>
+    <w:multiLevelType w:val="multilevel"/>
+    <w:tmpl w:val="91CE080E"/>
+    <w:lvl w:ilvl="0">
+      <w:start w:val="10"/>
+      <w:numFmt w:val="decimal"/>
+      <w:lvlText w:val="%1."/>
+      <w:lvlJc w:val="left"/>
+      <w:pPr>
+        <w:tabs>
+          <w:tab w:val="num" w:pos="720"/>
+        </w:tabs>
+        <w:ind w:left="720" w:hanging="360"/>
+      </w:pPr>
+    </w:lvl>
+    <w:lvl w:ilvl="1" w:tentative="1">
+      <w:start w:val="1"/>
+      <w:numFmt w:val="decimal"/>
+      <w:lvlText w:val="%2."/>
+      <w:lvlJc w:val="left"/>
+      <w:pPr>
+        <w:tabs>
+          <w:tab w:val="num" w:pos="1440"/>
+        </w:tabs>
+        <w:ind w:left="1440" w:hanging="360"/>
+      </w:pPr>
+    </w:lvl>
+    <w:lvl w:ilvl="2" w:tentative="1">
+      <w:start w:val="1"/>
+      <w:numFmt w:val="decimal"/>
+      <w:lvlText w:val="%3."/>
+      <w:lvlJc w:val="left"/>
+      <w:pPr>
+        <w:tabs>
+          <w:tab w:val="num" w:pos="2160"/>
+        </w:tabs>
+        <w:ind w:left="2160" w:hanging="360"/>
+      </w:pPr>
+    </w:lvl>
+    <w:lvl w:ilvl="3" w:tentative="1">
+      <w:start w:val="1"/>
+      <w:numFmt w:val="decimal"/>
+      <w:lvlText w:val="%4."/>
+      <w:lvlJc w:val="left"/>
+      <w:pPr>
+        <w:tabs>
+          <w:tab w:val="num" w:pos="2880"/>
+        </w:tabs>
+        <w:ind w:left="2880" w:hanging="360"/>
+      </w:pPr>
+    </w:lvl>
+    <w:lvl w:ilvl="4" w:tentative="1">
+      <w:start w:val="1"/>
+      <w:numFmt w:val="decimal"/>
+      <w:lvlText w:val="%5."/>
+      <w:lvlJc w:val="left"/>
+      <w:pPr>
+        <w:tabs>
+          <w:tab w:val="num" w:pos="3600"/>
+        </w:tabs>
+        <w:ind w:left="3600" w:hanging="360"/>
+      </w:pPr>
+    </w:lvl>
+    <w:lvl w:ilvl="5" w:tentative="1">
+      <w:start w:val="1"/>
+      <w:numFmt w:val="decimal"/>
+      <w:lvlText w:val="%6."/>
+      <w:lvlJc w:val="left"/>
+      <w:pPr>
+        <w:tabs>
+          <w:tab w:val="num" w:pos="4320"/>
+        </w:tabs>
+        <w:ind w:left="4320" w:hanging="360"/>
+      </w:pPr>
+    </w:lvl>
+    <w:lvl w:ilvl="6" w:tentative="1">
+      <w:start w:val="1"/>
+      <w:numFmt w:val="decimal"/>
+      <w:lvlText w:val="%7."/>
+      <w:lvlJc w:val="left"/>
+      <w:pPr>
+        <w:tabs>
+          <w:tab w:val="num" w:pos="5040"/>
+        </w:tabs>
+        <w:ind w:left="5040" w:hanging="360"/>
+      </w:pPr>
+    </w:lvl>
+    <w:lvl w:ilvl="7" w:tentative="1">
+      <w:start w:val="1"/>
+      <w:numFmt w:val="decimal"/>
+      <w:lvlText w:val="%8."/>
+      <w:lvlJc w:val="left"/>
+      <w:pPr>
+        <w:tabs>
+          <w:tab w:val="num" w:pos="5760"/>
+        </w:tabs>
+        <w:ind w:left="5760" w:hanging="360"/>
+      </w:pPr>
+    </w:lvl>
+    <w:lvl w:ilvl="8" w:tentative="1">
+      <w:start w:val="1"/>
+      <w:numFmt w:val="decimal"/>
+      <w:lvlText w:val="%9."/>
+      <w:lvlJc w:val="left"/>
+      <w:pPr>
+        <w:tabs>
+          <w:tab w:val="num" w:pos="6480"/>
+        </w:tabs>
+        <w:ind w:left="6480" w:hanging="360"/>
+      </w:pPr>
+    </w:lvl>
+  </w:abstractNum>
+  <w:abstractNum w:abstractNumId="2" w15:restartNumberingAfterBreak="0">
     <w:nsid w:val="13DE6CAF"/>
     <w:multiLevelType w:val="multilevel"/>
     <w:tmpl w:val="74AC442C"/>
@@ -29151,7 +29913,7 @@
       </w:pPr>
     </w:lvl>
   </w:abstractNum>
-  <w:abstractNum w:abstractNumId="2" w15:restartNumberingAfterBreak="0">
+  <w:abstractNum w:abstractNumId="3" w15:restartNumberingAfterBreak="0">
     <w:nsid w:val="287C4824"/>
     <w:multiLevelType w:val="multilevel"/>
     <w:tmpl w:val="8826AB78"/>
@@ -29300,7 +30062,93 @@
       </w:rPr>
     </w:lvl>
   </w:abstractNum>
-  <w:abstractNum w:abstractNumId="3" w15:restartNumberingAfterBreak="0">
+  <w:abstractNum w:abstractNumId="4" w15:restartNumberingAfterBreak="0">
+    <w:nsid w:val="29056F5A"/>
+    <w:multiLevelType w:val="hybridMultilevel"/>
+    <w:tmpl w:val="53E4DA0A"/>
+    <w:lvl w:ilvl="0" w:tplc="0419000F">
+      <w:start w:val="1"/>
+      <w:numFmt w:val="decimal"/>
+      <w:lvlText w:val="%1."/>
+      <w:lvlJc w:val="left"/>
+      <w:pPr>
+        <w:ind w:left="1429" w:hanging="360"/>
+      </w:pPr>
+    </w:lvl>
+    <w:lvl w:ilvl="1" w:tplc="04190019" w:tentative="1">
+      <w:start w:val="1"/>
+      <w:numFmt w:val="lowerLetter"/>
+      <w:lvlText w:val="%2."/>
+      <w:lvlJc w:val="left"/>
+      <w:pPr>
+        <w:ind w:left="2149" w:hanging="360"/>
+      </w:pPr>
+    </w:lvl>
+    <w:lvl w:ilvl="2" w:tplc="0419001B" w:tentative="1">
+      <w:start w:val="1"/>
+      <w:numFmt w:val="lowerRoman"/>
+      <w:lvlText w:val="%3."/>
+      <w:lvlJc w:val="right"/>
+      <w:pPr>
+        <w:ind w:left="2869" w:hanging="180"/>
+      </w:pPr>
+    </w:lvl>
+    <w:lvl w:ilvl="3" w:tplc="0419000F" w:tentative="1">
+      <w:start w:val="1"/>
+      <w:numFmt w:val="decimal"/>
+      <w:lvlText w:val="%4."/>
+      <w:lvlJc w:val="left"/>
+      <w:pPr>
+        <w:ind w:left="3589" w:hanging="360"/>
+      </w:pPr>
+    </w:lvl>
+    <w:lvl w:ilvl="4" w:tplc="04190019" w:tentative="1">
+      <w:start w:val="1"/>
+      <w:numFmt w:val="lowerLetter"/>
+      <w:lvlText w:val="%5."/>
+      <w:lvlJc w:val="left"/>
+      <w:pPr>
+        <w:ind w:left="4309" w:hanging="360"/>
+      </w:pPr>
+    </w:lvl>
+    <w:lvl w:ilvl="5" w:tplc="0419001B" w:tentative="1">
+      <w:start w:val="1"/>
+      <w:numFmt w:val="lowerRoman"/>
+      <w:lvlText w:val="%6."/>
+      <w:lvlJc w:val="right"/>
+      <w:pPr>
+        <w:ind w:left="5029" w:hanging="180"/>
+      </w:pPr>
+    </w:lvl>
+    <w:lvl w:ilvl="6" w:tplc="0419000F" w:tentative="1">
+      <w:start w:val="1"/>
+      <w:numFmt w:val="decimal"/>
+      <w:lvlText w:val="%7."/>
+      <w:lvlJc w:val="left"/>
+      <w:pPr>
+        <w:ind w:left="5749" w:hanging="360"/>
+      </w:pPr>
+    </w:lvl>
+    <w:lvl w:ilvl="7" w:tplc="04190019" w:tentative="1">
+      <w:start w:val="1"/>
+      <w:numFmt w:val="lowerLetter"/>
+      <w:lvlText w:val="%8."/>
+      <w:lvlJc w:val="left"/>
+      <w:pPr>
+        <w:ind w:left="6469" w:hanging="360"/>
+      </w:pPr>
+    </w:lvl>
+    <w:lvl w:ilvl="8" w:tplc="0419001B" w:tentative="1">
+      <w:start w:val="1"/>
+      <w:numFmt w:val="lowerRoman"/>
+      <w:lvlText w:val="%9."/>
+      <w:lvlJc w:val="right"/>
+      <w:pPr>
+        <w:ind w:left="7189" w:hanging="180"/>
+      </w:pPr>
+    </w:lvl>
+  </w:abstractNum>
+  <w:abstractNum w:abstractNumId="5" w15:restartNumberingAfterBreak="0">
     <w:nsid w:val="29710995"/>
     <w:multiLevelType w:val="hybridMultilevel"/>
     <w:tmpl w:val="856E5E18"/>
@@ -29413,7 +30261,7 @@
       </w:rPr>
     </w:lvl>
   </w:abstractNum>
-  <w:abstractNum w:abstractNumId="4" w15:restartNumberingAfterBreak="0">
+  <w:abstractNum w:abstractNumId="6" w15:restartNumberingAfterBreak="0">
     <w:nsid w:val="2EC56521"/>
     <w:multiLevelType w:val="multilevel"/>
     <w:tmpl w:val="02C0B6D8"/>
@@ -29558,7 +30406,7 @@
       </w:rPr>
     </w:lvl>
   </w:abstractNum>
-  <w:abstractNum w:abstractNumId="5" w15:restartNumberingAfterBreak="0">
+  <w:abstractNum w:abstractNumId="7" w15:restartNumberingAfterBreak="0">
     <w:nsid w:val="36715943"/>
     <w:multiLevelType w:val="multilevel"/>
     <w:tmpl w:val="4230BF2A"/>
@@ -29671,7 +30519,7 @@
       </w:pPr>
     </w:lvl>
   </w:abstractNum>
-  <w:abstractNum w:abstractNumId="6" w15:restartNumberingAfterBreak="0">
+  <w:abstractNum w:abstractNumId="8" w15:restartNumberingAfterBreak="0">
     <w:nsid w:val="4B232FA3"/>
     <w:multiLevelType w:val="multilevel"/>
     <w:tmpl w:val="9258A74A"/>
@@ -29784,7 +30632,120 @@
       </w:pPr>
     </w:lvl>
   </w:abstractNum>
-  <w:abstractNum w:abstractNumId="7" w15:restartNumberingAfterBreak="0">
+  <w:abstractNum w:abstractNumId="9" w15:restartNumberingAfterBreak="0">
+    <w:nsid w:val="4E781E70"/>
+    <w:multiLevelType w:val="multilevel"/>
+    <w:tmpl w:val="B3B2368A"/>
+    <w:lvl w:ilvl="0">
+      <w:start w:val="5"/>
+      <w:numFmt w:val="decimal"/>
+      <w:lvlText w:val="%1."/>
+      <w:lvlJc w:val="left"/>
+      <w:pPr>
+        <w:tabs>
+          <w:tab w:val="num" w:pos="720"/>
+        </w:tabs>
+        <w:ind w:left="720" w:hanging="360"/>
+      </w:pPr>
+    </w:lvl>
+    <w:lvl w:ilvl="1" w:tentative="1">
+      <w:start w:val="1"/>
+      <w:numFmt w:val="decimal"/>
+      <w:lvlText w:val="%2."/>
+      <w:lvlJc w:val="left"/>
+      <w:pPr>
+        <w:tabs>
+          <w:tab w:val="num" w:pos="1440"/>
+        </w:tabs>
+        <w:ind w:left="1440" w:hanging="360"/>
+      </w:pPr>
+    </w:lvl>
+    <w:lvl w:ilvl="2" w:tentative="1">
+      <w:start w:val="1"/>
+      <w:numFmt w:val="decimal"/>
+      <w:lvlText w:val="%3."/>
+      <w:lvlJc w:val="left"/>
+      <w:pPr>
+        <w:tabs>
+          <w:tab w:val="num" w:pos="2160"/>
+        </w:tabs>
+        <w:ind w:left="2160" w:hanging="360"/>
+      </w:pPr>
+    </w:lvl>
+    <w:lvl w:ilvl="3" w:tentative="1">
+      <w:start w:val="1"/>
+      <w:numFmt w:val="decimal"/>
+      <w:lvlText w:val="%4."/>
+      <w:lvlJc w:val="left"/>
+      <w:pPr>
+        <w:tabs>
+          <w:tab w:val="num" w:pos="2880"/>
+        </w:tabs>
+        <w:ind w:left="2880" w:hanging="360"/>
+      </w:pPr>
+    </w:lvl>
+    <w:lvl w:ilvl="4" w:tentative="1">
+      <w:start w:val="1"/>
+      <w:numFmt w:val="decimal"/>
+      <w:lvlText w:val="%5."/>
+      <w:lvlJc w:val="left"/>
+      <w:pPr>
+        <w:tabs>
+          <w:tab w:val="num" w:pos="3600"/>
+        </w:tabs>
+        <w:ind w:left="3600" w:hanging="360"/>
+      </w:pPr>
+    </w:lvl>
+    <w:lvl w:ilvl="5" w:tentative="1">
+      <w:start w:val="1"/>
+      <w:numFmt w:val="decimal"/>
+      <w:lvlText w:val="%6."/>
+      <w:lvlJc w:val="left"/>
+      <w:pPr>
+        <w:tabs>
+          <w:tab w:val="num" w:pos="4320"/>
+        </w:tabs>
+        <w:ind w:left="4320" w:hanging="360"/>
+      </w:pPr>
+    </w:lvl>
+    <w:lvl w:ilvl="6" w:tentative="1">
+      <w:start w:val="1"/>
+      <w:numFmt w:val="decimal"/>
+      <w:lvlText w:val="%7."/>
+      <w:lvlJc w:val="left"/>
+      <w:pPr>
+        <w:tabs>
+          <w:tab w:val="num" w:pos="5040"/>
+        </w:tabs>
+        <w:ind w:left="5040" w:hanging="360"/>
+      </w:pPr>
+    </w:lvl>
+    <w:lvl w:ilvl="7" w:tentative="1">
+      <w:start w:val="1"/>
+      <w:numFmt w:val="decimal"/>
+      <w:lvlText w:val="%8."/>
+      <w:lvlJc w:val="left"/>
+      <w:pPr>
+        <w:tabs>
+          <w:tab w:val="num" w:pos="5760"/>
+        </w:tabs>
+        <w:ind w:left="5760" w:hanging="360"/>
+      </w:pPr>
+    </w:lvl>
+    <w:lvl w:ilvl="8" w:tentative="1">
+      <w:start w:val="1"/>
+      <w:numFmt w:val="decimal"/>
+      <w:lvlText w:val="%9."/>
+      <w:lvlJc w:val="left"/>
+      <w:pPr>
+        <w:tabs>
+          <w:tab w:val="num" w:pos="6480"/>
+        </w:tabs>
+        <w:ind w:left="6480" w:hanging="360"/>
+      </w:pPr>
+    </w:lvl>
+  </w:abstractNum>
+  <w:abstractNum w:abstractNumId="10" w15:restartNumberingAfterBreak="0">
     <w:nsid w:val="598631EB"/>
     <w:multiLevelType w:val="multilevel"/>
     <w:tmpl w:val="8976F9D4"/>
@@ -29933,7 +30894,7 @@
       </w:rPr>
     </w:lvl>
   </w:abstractNum>
-  <w:abstractNum w:abstractNumId="8" w15:restartNumberingAfterBreak="0">
+  <w:abstractNum w:abstractNumId="11" w15:restartNumberingAfterBreak="0">
     <w:nsid w:val="5CB70FD3"/>
     <w:multiLevelType w:val="multilevel"/>
     <w:tmpl w:val="CBC4CDE6"/>
@@ -30082,7 +31043,7 @@
       </w:rPr>
     </w:lvl>
   </w:abstractNum>
-  <w:abstractNum w:abstractNumId="9" w15:restartNumberingAfterBreak="0">
+  <w:abstractNum w:abstractNumId="12" w15:restartNumberingAfterBreak="0">
     <w:nsid w:val="60671216"/>
     <w:multiLevelType w:val="multilevel"/>
     <w:tmpl w:val="1F1E1A2A"/>
@@ -30231,7 +31192,7 @@
       </w:rPr>
     </w:lvl>
   </w:abstractNum>
-  <w:abstractNum w:abstractNumId="10" w15:restartNumberingAfterBreak="0">
+  <w:abstractNum w:abstractNumId="13" w15:restartNumberingAfterBreak="0">
     <w:nsid w:val="62093837"/>
     <w:multiLevelType w:val="multilevel"/>
     <w:tmpl w:val="9BC44558"/>
@@ -30344,7 +31305,7 @@
       </w:pPr>
     </w:lvl>
   </w:abstractNum>
-  <w:abstractNum w:abstractNumId="11" w15:restartNumberingAfterBreak="0">
+  <w:abstractNum w:abstractNumId="14" w15:restartNumberingAfterBreak="0">
     <w:nsid w:val="6C4B579F"/>
     <w:multiLevelType w:val="multilevel"/>
     <w:tmpl w:val="6512E048"/>
@@ -30493,7 +31454,7 @@
       </w:rPr>
     </w:lvl>
   </w:abstractNum>
-  <w:abstractNum w:abstractNumId="12" w15:restartNumberingAfterBreak="0">
+  <w:abstractNum w:abstractNumId="15" w15:restartNumberingAfterBreak="0">
     <w:nsid w:val="75231363"/>
     <w:multiLevelType w:val="multilevel"/>
     <w:tmpl w:val="231A1696"/>
@@ -30643,43 +31604,52 @@
     </w:lvl>
   </w:abstractNum>
   <w:num w:numId="1" w16cid:durableId="1996716083">
-    <w:abstractNumId w:val="4"/>
+    <w:abstractNumId w:val="6"/>
   </w:num>
   <w:num w:numId="2" w16cid:durableId="881097513">
-    <w:abstractNumId w:val="6"/>
+    <w:abstractNumId w:val="8"/>
   </w:num>
   <w:num w:numId="3" w16cid:durableId="392429624">
+    <w:abstractNumId w:val="7"/>
+  </w:num>
+  <w:num w:numId="4" w16cid:durableId="1600213266">
+    <w:abstractNumId w:val="2"/>
+  </w:num>
+  <w:num w:numId="5" w16cid:durableId="1708945142">
+    <w:abstractNumId w:val="13"/>
+  </w:num>
+  <w:num w:numId="6" w16cid:durableId="957682462">
     <w:abstractNumId w:val="5"/>
   </w:num>
-  <w:num w:numId="4" w16cid:durableId="1600213266">
-    <w:abstractNumId w:val="1"/>
-  </w:num>
-  <w:num w:numId="5" w16cid:durableId="1708945142">
-    <w:abstractNumId w:val="10"/>
-  </w:num>
-  <w:num w:numId="6" w16cid:durableId="957682462">
-    <w:abstractNumId w:val="3"/>
-  </w:num>
   <w:num w:numId="7" w16cid:durableId="115224008">
-    <w:abstractNumId w:val="9"/>
+    <w:abstractNumId w:val="12"/>
   </w:num>
   <w:num w:numId="8" w16cid:durableId="1440637523">
-    <w:abstractNumId w:val="8"/>
+    <w:abstractNumId w:val="11"/>
   </w:num>
   <w:num w:numId="9" w16cid:durableId="1790851449">
     <w:abstractNumId w:val="0"/>
   </w:num>
   <w:num w:numId="10" w16cid:durableId="2063165490">
-    <w:abstractNumId w:val="12"/>
+    <w:abstractNumId w:val="15"/>
   </w:num>
   <w:num w:numId="11" w16cid:durableId="1572155513">
-    <w:abstractNumId w:val="2"/>
+    <w:abstractNumId w:val="3"/>
   </w:num>
   <w:num w:numId="12" w16cid:durableId="1105006554">
-    <w:abstractNumId w:val="7"/>
+    <w:abstractNumId w:val="10"/>
   </w:num>
   <w:num w:numId="13" w16cid:durableId="925961277">
-    <w:abstractNumId w:val="11"/>
+    <w:abstractNumId w:val="14"/>
+  </w:num>
+  <w:num w:numId="14" w16cid:durableId="1337726496">
+    <w:abstractNumId w:val="9"/>
+  </w:num>
+  <w:num w:numId="15" w16cid:durableId="667949099">
+    <w:abstractNumId w:val="1"/>
+  </w:num>
+  <w:num w:numId="16" w16cid:durableId="990014268">
+    <w:abstractNumId w:val="4"/>
   </w:num>
   <w:numIdMacAtCleanup w:val="13"/>
 </w:numbering>
@@ -31357,7 +32327,6 @@
   <w:style w:type="character" w:default="1" w:styleId="a0">
     <w:name w:val="Default Paragraph Font"/>
     <w:uiPriority w:val="1"/>
-    <w:semiHidden/>
     <w:unhideWhenUsed/>
   </w:style>
   <w:style w:type="table" w:default="1" w:styleId="a1">
